--- a/A5/ReportTechnicalDebt.docx
+++ b/A5/ReportTechnicalDebt.docx
@@ -134,12 +134,53 @@
           <w:color w:val="1B1C1D"/>
         </w:rPr>
       </w:pPr>
-      <w:r>
-        <w:rPr>
-          <w:rFonts w:ascii="Times New Roman" w:eastAsia="Google Sans Text" w:hAnsi="Times New Roman" w:cs="Times New Roman"/>
-          <w:color w:val="1B1C1D"/>
-        </w:rPr>
-        <w:t>TDR_Score = (Effort to Fix) * (wcommits * Recent Commits + wbugs * Recent Bugs)</w:t>
+      <w:proofErr w:type="spellStart"/>
+      <w:r>
+        <w:rPr>
+          <w:rFonts w:ascii="Times New Roman" w:eastAsia="Google Sans Text" w:hAnsi="Times New Roman" w:cs="Times New Roman"/>
+          <w:color w:val="1B1C1D"/>
+        </w:rPr>
+        <w:t>TDR_Score</w:t>
+      </w:r>
+      <w:proofErr w:type="spellEnd"/>
+      <w:r>
+        <w:rPr>
+          <w:rFonts w:ascii="Times New Roman" w:eastAsia="Google Sans Text" w:hAnsi="Times New Roman" w:cs="Times New Roman"/>
+          <w:color w:val="1B1C1D"/>
+        </w:rPr>
+        <w:t xml:space="preserve"> = (Effort to Fix) * (</w:t>
+      </w:r>
+      <w:proofErr w:type="spellStart"/>
+      <w:r>
+        <w:rPr>
+          <w:rFonts w:ascii="Times New Roman" w:eastAsia="Google Sans Text" w:hAnsi="Times New Roman" w:cs="Times New Roman"/>
+          <w:color w:val="1B1C1D"/>
+        </w:rPr>
+        <w:t>wcommits</w:t>
+      </w:r>
+      <w:proofErr w:type="spellEnd"/>
+      <w:r>
+        <w:rPr>
+          <w:rFonts w:ascii="Times New Roman" w:eastAsia="Google Sans Text" w:hAnsi="Times New Roman" w:cs="Times New Roman"/>
+          <w:color w:val="1B1C1D"/>
+        </w:rPr>
+        <w:t xml:space="preserve"> * Recent Commits + </w:t>
+      </w:r>
+      <w:proofErr w:type="spellStart"/>
+      <w:r>
+        <w:rPr>
+          <w:rFonts w:ascii="Times New Roman" w:eastAsia="Google Sans Text" w:hAnsi="Times New Roman" w:cs="Times New Roman"/>
+          <w:color w:val="1B1C1D"/>
+        </w:rPr>
+        <w:t>wbugs</w:t>
+      </w:r>
+      <w:proofErr w:type="spellEnd"/>
+      <w:r>
+        <w:rPr>
+          <w:rFonts w:ascii="Times New Roman" w:eastAsia="Google Sans Text" w:hAnsi="Times New Roman" w:cs="Times New Roman"/>
+          <w:color w:val="1B1C1D"/>
+        </w:rPr>
+        <w:t xml:space="preserve"> * Recent Bugs)</w:t>
       </w:r>
     </w:p>
     <w:p>
@@ -177,7 +218,23 @@
           <w:rFonts w:ascii="Times New Roman" w:eastAsia="Google Sans Text" w:hAnsi="Times New Roman" w:cs="Times New Roman"/>
           <w:color w:val="1B1C1D"/>
         </w:rPr>
-        <w:t xml:space="preserve"> the PyDriller library to count 'Recent Commits</w:t>
+        <w:t xml:space="preserve"> the </w:t>
+      </w:r>
+      <w:proofErr w:type="spellStart"/>
+      <w:r>
+        <w:rPr>
+          <w:rFonts w:ascii="Times New Roman" w:eastAsia="Google Sans Text" w:hAnsi="Times New Roman" w:cs="Times New Roman"/>
+          <w:color w:val="1B1C1D"/>
+        </w:rPr>
+        <w:t>PyDriller</w:t>
+      </w:r>
+      <w:proofErr w:type="spellEnd"/>
+      <w:r>
+        <w:rPr>
+          <w:rFonts w:ascii="Times New Roman" w:eastAsia="Google Sans Text" w:hAnsi="Times New Roman" w:cs="Times New Roman"/>
+          <w:color w:val="1B1C1D"/>
+        </w:rPr>
+        <w:t xml:space="preserve"> library to count 'Recent Commits</w:t>
       </w:r>
       <w:r>
         <w:rPr>
@@ -566,23 +623,7 @@
           <w:color w:val="1B1C1D"/>
         </w:rPr>
         <w:lastRenderedPageBreak/>
-        <w:t xml:space="preserve">effectively identify critical debt </w:t>
-      </w:r>
-      <w:proofErr w:type="gramStart"/>
-      <w:r>
-        <w:rPr>
-          <w:rFonts w:ascii="Times New Roman" w:eastAsia="Google Sans Text" w:hAnsi="Times New Roman" w:cs="Times New Roman"/>
-          <w:color w:val="1B1C1D"/>
-        </w:rPr>
-        <w:t>hotspots?</w:t>
-      </w:r>
-      <w:proofErr w:type="gramEnd"/>
-      <w:r>
-        <w:rPr>
-          <w:rFonts w:ascii="Times New Roman" w:eastAsia="Google Sans Text" w:hAnsi="Times New Roman" w:cs="Times New Roman"/>
-          <w:color w:val="1B1C1D"/>
-        </w:rPr>
-        <w:t xml:space="preserve"> </w:t>
+        <w:t xml:space="preserve">effectively identify critical debt hotspots? </w:t>
       </w:r>
     </w:p>
     <w:p>
@@ -1549,7 +1590,23 @@
           <w:rFonts w:ascii="Times New Roman" w:eastAsia="Google Sans Text" w:hAnsi="Times New Roman" w:cs="Times New Roman"/>
           <w:color w:val="1B1C1D"/>
         </w:rPr>
-        <w:t xml:space="preserve">t also creates a constant tax on development. A 2018 study by Besker et al. measured this and found that developers waste, on average, </w:t>
+        <w:t xml:space="preserve">t also creates a constant tax on development. A 2018 study by </w:t>
+      </w:r>
+      <w:proofErr w:type="spellStart"/>
+      <w:r>
+        <w:rPr>
+          <w:rFonts w:ascii="Times New Roman" w:eastAsia="Google Sans Text" w:hAnsi="Times New Roman" w:cs="Times New Roman"/>
+          <w:color w:val="1B1C1D"/>
+        </w:rPr>
+        <w:t>Besker</w:t>
+      </w:r>
+      <w:proofErr w:type="spellEnd"/>
+      <w:r>
+        <w:rPr>
+          <w:rFonts w:ascii="Times New Roman" w:eastAsia="Google Sans Text" w:hAnsi="Times New Roman" w:cs="Times New Roman"/>
+          <w:color w:val="1B1C1D"/>
+        </w:rPr>
+        <w:t xml:space="preserve"> et al. measured this and found that developers waste, on average, </w:t>
       </w:r>
       <w:r>
         <w:rPr>
@@ -1996,7 +2053,23 @@
           <w:rFonts w:ascii="Times New Roman" w:eastAsia="Google Sans Text" w:hAnsi="Times New Roman" w:cs="Times New Roman"/>
           <w:color w:val="1B1C1D"/>
         </w:rPr>
-        <w:t>The TDR score is calculated by multiplying them: TDR_Score = (Effort to Fix) * (Pain Score).</w:t>
+        <w:t xml:space="preserve">The TDR score is calculated by multiplying them: </w:t>
+      </w:r>
+      <w:proofErr w:type="spellStart"/>
+      <w:r>
+        <w:rPr>
+          <w:rFonts w:ascii="Times New Roman" w:eastAsia="Google Sans Text" w:hAnsi="Times New Roman" w:cs="Times New Roman"/>
+          <w:color w:val="1B1C1D"/>
+        </w:rPr>
+        <w:t>TDR_Score</w:t>
+      </w:r>
+      <w:proofErr w:type="spellEnd"/>
+      <w:r>
+        <w:rPr>
+          <w:rFonts w:ascii="Times New Roman" w:eastAsia="Google Sans Text" w:hAnsi="Times New Roman" w:cs="Times New Roman"/>
+          <w:color w:val="1B1C1D"/>
+        </w:rPr>
+        <w:t xml:space="preserve"> = (Effort to Fix) * (Pain Score).</w:t>
       </w:r>
     </w:p>
     <w:p>
@@ -2105,12 +2178,21 @@
           <w:rFonts w:ascii="Times New Roman" w:hAnsi="Times New Roman" w:cs="Times New Roman"/>
         </w:rPr>
       </w:pPr>
-      <w:r>
-        <w:rPr>
-          <w:rFonts w:ascii="Times New Roman" w:eastAsia="Google Sans Text" w:hAnsi="Times New Roman" w:cs="Times New Roman"/>
-          <w:color w:val="1B1C1D"/>
-        </w:rPr>
-        <w:t>TDR_Score = 5000. This is a low-priority item.</w:t>
+      <w:proofErr w:type="spellStart"/>
+      <w:r>
+        <w:rPr>
+          <w:rFonts w:ascii="Times New Roman" w:eastAsia="Google Sans Text" w:hAnsi="Times New Roman" w:cs="Times New Roman"/>
+          <w:color w:val="1B1C1D"/>
+        </w:rPr>
+        <w:t>TDR_Score</w:t>
+      </w:r>
+      <w:proofErr w:type="spellEnd"/>
+      <w:r>
+        <w:rPr>
+          <w:rFonts w:ascii="Times New Roman" w:eastAsia="Google Sans Text" w:hAnsi="Times New Roman" w:cs="Times New Roman"/>
+          <w:color w:val="1B1C1D"/>
+        </w:rPr>
+        <w:t xml:space="preserve"> = 5000. This is a low-priority item.</w:t>
       </w:r>
     </w:p>
     <w:p>
@@ -2226,12 +2308,21 @@
           <w:rFonts w:ascii="Times New Roman" w:hAnsi="Times New Roman" w:cs="Times New Roman"/>
         </w:rPr>
       </w:pPr>
-      <w:r>
-        <w:rPr>
-          <w:rFonts w:ascii="Times New Roman" w:eastAsia="Google Sans Text" w:hAnsi="Times New Roman" w:cs="Times New Roman"/>
-          <w:color w:val="1B1C1D"/>
-        </w:rPr>
-        <w:t>TDR_Score = 5000. This is flagged as an equally important item.</w:t>
+      <w:proofErr w:type="spellStart"/>
+      <w:r>
+        <w:rPr>
+          <w:rFonts w:ascii="Times New Roman" w:eastAsia="Google Sans Text" w:hAnsi="Times New Roman" w:cs="Times New Roman"/>
+          <w:color w:val="1B1C1D"/>
+        </w:rPr>
+        <w:t>TDR_Score</w:t>
+      </w:r>
+      <w:proofErr w:type="spellEnd"/>
+      <w:r>
+        <w:rPr>
+          <w:rFonts w:ascii="Times New Roman" w:eastAsia="Google Sans Text" w:hAnsi="Times New Roman" w:cs="Times New Roman"/>
+          <w:color w:val="1B1C1D"/>
+        </w:rPr>
+        <w:t xml:space="preserve"> = 5000. This is flagged as an equally important item.</w:t>
       </w:r>
     </w:p>
     <w:p>
@@ -2441,12 +2532,29 @@
           <w:color w:val="1B1C1D"/>
         </w:rPr>
       </w:pPr>
-      <w:r>
-        <w:rPr>
-          <w:rFonts w:ascii="Times New Roman" w:eastAsia="Google Sans Text" w:hAnsi="Times New Roman" w:cs="Times New Roman"/>
-          <w:color w:val="1B1C1D"/>
-        </w:rPr>
-        <w:t>TDR_Score = E</w:t>
+      <w:proofErr w:type="spellStart"/>
+      <w:r>
+        <w:rPr>
+          <w:rFonts w:ascii="Times New Roman" w:eastAsia="Google Sans Text" w:hAnsi="Times New Roman" w:cs="Times New Roman"/>
+          <w:color w:val="1B1C1D"/>
+        </w:rPr>
+        <w:t>TDR_Score</w:t>
+      </w:r>
+      <w:proofErr w:type="spellEnd"/>
+      <w:r>
+        <w:rPr>
+          <w:rFonts w:ascii="Times New Roman" w:eastAsia="Google Sans Text" w:hAnsi="Times New Roman" w:cs="Times New Roman"/>
+          <w:color w:val="1B1C1D"/>
+        </w:rPr>
+        <w:t xml:space="preserve"> = </w:t>
+      </w:r>
+      <w:proofErr w:type="spellStart"/>
+      <w:r>
+        <w:rPr>
+          <w:rFonts w:ascii="Times New Roman" w:eastAsia="Google Sans Text" w:hAnsi="Times New Roman" w:cs="Times New Roman"/>
+          <w:color w:val="1B1C1D"/>
+        </w:rPr>
+        <w:t>E</w:t>
       </w:r>
       <w:r>
         <w:rPr>
@@ -2455,13 +2563,31 @@
         </w:rPr>
         <w:t>ffort_to_Fix</w:t>
       </w:r>
-      <w:r>
-        <w:rPr>
-          <w:rFonts w:ascii="Times New Roman" w:eastAsia="Google Sans Text" w:hAnsi="Times New Roman" w:cs="Times New Roman"/>
-          <w:color w:val="1B1C1D"/>
-        </w:rPr>
-        <w:t xml:space="preserve"> * (wc * </w:t>
-      </w:r>
+      <w:proofErr w:type="spellEnd"/>
+      <w:r>
+        <w:rPr>
+          <w:rFonts w:ascii="Times New Roman" w:eastAsia="Google Sans Text" w:hAnsi="Times New Roman" w:cs="Times New Roman"/>
+          <w:color w:val="1B1C1D"/>
+        </w:rPr>
+        <w:t xml:space="preserve"> * (</w:t>
+      </w:r>
+      <w:proofErr w:type="spellStart"/>
+      <w:r>
+        <w:rPr>
+          <w:rFonts w:ascii="Times New Roman" w:eastAsia="Google Sans Text" w:hAnsi="Times New Roman" w:cs="Times New Roman"/>
+          <w:color w:val="1B1C1D"/>
+        </w:rPr>
+        <w:t>wc</w:t>
+      </w:r>
+      <w:proofErr w:type="spellEnd"/>
+      <w:r>
+        <w:rPr>
+          <w:rFonts w:ascii="Times New Roman" w:eastAsia="Google Sans Text" w:hAnsi="Times New Roman" w:cs="Times New Roman"/>
+          <w:color w:val="1B1C1D"/>
+        </w:rPr>
+        <w:t xml:space="preserve"> * </w:t>
+      </w:r>
+      <w:proofErr w:type="spellStart"/>
       <w:r>
         <w:rPr>
           <w:rFonts w:ascii="Times New Roman" w:eastAsia="Google Sans Text" w:hAnsi="Times New Roman" w:cs="Times New Roman"/>
@@ -2469,13 +2595,31 @@
         </w:rPr>
         <w:t>Recent_Commits</w:t>
       </w:r>
-      <w:r>
-        <w:rPr>
-          <w:rFonts w:ascii="Times New Roman" w:eastAsia="Google Sans Text" w:hAnsi="Times New Roman" w:cs="Times New Roman"/>
-          <w:color w:val="1B1C1D"/>
-        </w:rPr>
-        <w:t xml:space="preserve"> + wb * </w:t>
-      </w:r>
+      <w:proofErr w:type="spellEnd"/>
+      <w:r>
+        <w:rPr>
+          <w:rFonts w:ascii="Times New Roman" w:eastAsia="Google Sans Text" w:hAnsi="Times New Roman" w:cs="Times New Roman"/>
+          <w:color w:val="1B1C1D"/>
+        </w:rPr>
+        <w:t xml:space="preserve"> + </w:t>
+      </w:r>
+      <w:proofErr w:type="spellStart"/>
+      <w:r>
+        <w:rPr>
+          <w:rFonts w:ascii="Times New Roman" w:eastAsia="Google Sans Text" w:hAnsi="Times New Roman" w:cs="Times New Roman"/>
+          <w:color w:val="1B1C1D"/>
+        </w:rPr>
+        <w:t>wb</w:t>
+      </w:r>
+      <w:proofErr w:type="spellEnd"/>
+      <w:r>
+        <w:rPr>
+          <w:rFonts w:ascii="Times New Roman" w:eastAsia="Google Sans Text" w:hAnsi="Times New Roman" w:cs="Times New Roman"/>
+          <w:color w:val="1B1C1D"/>
+        </w:rPr>
+        <w:t xml:space="preserve"> * </w:t>
+      </w:r>
+      <w:proofErr w:type="spellStart"/>
       <w:r>
         <w:rPr>
           <w:rFonts w:ascii="Times New Roman" w:eastAsia="Google Sans Text" w:hAnsi="Times New Roman" w:cs="Times New Roman"/>
@@ -2483,6 +2627,7 @@
         </w:rPr>
         <w:t>Recent_Bugs</w:t>
       </w:r>
+      <w:proofErr w:type="spellEnd"/>
       <w:r>
         <w:rPr>
           <w:rFonts w:ascii="Times New Roman" w:eastAsia="Google Sans Text" w:hAnsi="Times New Roman" w:cs="Times New Roman"/>
@@ -2534,12 +2679,21 @@
           <w:rFonts w:ascii="Times New Roman" w:hAnsi="Times New Roman" w:cs="Times New Roman"/>
         </w:rPr>
       </w:pPr>
-      <w:r>
-        <w:rPr>
-          <w:rFonts w:ascii="Times New Roman" w:eastAsia="Google Sans Text" w:hAnsi="Times New Roman" w:cs="Times New Roman"/>
-          <w:color w:val="1B1C1D"/>
-        </w:rPr>
-        <w:t>TDR_Score is the final risk score</w:t>
+      <w:proofErr w:type="spellStart"/>
+      <w:r>
+        <w:rPr>
+          <w:rFonts w:ascii="Times New Roman" w:eastAsia="Google Sans Text" w:hAnsi="Times New Roman" w:cs="Times New Roman"/>
+          <w:color w:val="1B1C1D"/>
+        </w:rPr>
+        <w:t>TDR_Score</w:t>
+      </w:r>
+      <w:proofErr w:type="spellEnd"/>
+      <w:r>
+        <w:rPr>
+          <w:rFonts w:ascii="Times New Roman" w:eastAsia="Google Sans Text" w:hAnsi="Times New Roman" w:cs="Times New Roman"/>
+          <w:color w:val="1B1C1D"/>
+        </w:rPr>
+        <w:t xml:space="preserve"> is the final risk score</w:t>
       </w:r>
     </w:p>
     <w:p>
@@ -2561,6 +2715,7 @@
           <w:rFonts w:ascii="Times New Roman" w:hAnsi="Times New Roman" w:cs="Times New Roman"/>
         </w:rPr>
       </w:pPr>
+      <w:proofErr w:type="spellStart"/>
       <w:r>
         <w:rPr>
           <w:rFonts w:ascii="Times New Roman" w:eastAsia="Google Sans Text" w:hAnsi="Times New Roman" w:cs="Times New Roman"/>
@@ -2594,7 +2749,15 @@
           <w:rFonts w:ascii="Times New Roman" w:eastAsia="Google Sans Text" w:hAnsi="Times New Roman" w:cs="Times New Roman"/>
           <w:color w:val="1B1C1D"/>
         </w:rPr>
-        <w:t>Fix is the principal/cost</w:t>
+        <w:t>Fix</w:t>
+      </w:r>
+      <w:proofErr w:type="spellEnd"/>
+      <w:r>
+        <w:rPr>
+          <w:rFonts w:ascii="Times New Roman" w:eastAsia="Google Sans Text" w:hAnsi="Times New Roman" w:cs="Times New Roman"/>
+          <w:color w:val="1B1C1D"/>
+        </w:rPr>
+        <w:t xml:space="preserve"> is the principal/cost</w:t>
       </w:r>
     </w:p>
     <w:p>
@@ -2616,6 +2779,7 @@
           <w:rFonts w:ascii="Times New Roman" w:hAnsi="Times New Roman" w:cs="Times New Roman"/>
         </w:rPr>
       </w:pPr>
+      <w:proofErr w:type="spellStart"/>
       <w:r>
         <w:rPr>
           <w:rFonts w:ascii="Times New Roman" w:eastAsia="Google Sans Text" w:hAnsi="Times New Roman" w:cs="Times New Roman"/>
@@ -2635,7 +2799,15 @@
           <w:rFonts w:ascii="Times New Roman" w:eastAsia="Google Sans Text" w:hAnsi="Times New Roman" w:cs="Times New Roman"/>
           <w:color w:val="1B1C1D"/>
         </w:rPr>
-        <w:t>Commits is the proxy for development friction</w:t>
+        <w:t>Commits</w:t>
+      </w:r>
+      <w:proofErr w:type="spellEnd"/>
+      <w:r>
+        <w:rPr>
+          <w:rFonts w:ascii="Times New Roman" w:eastAsia="Google Sans Text" w:hAnsi="Times New Roman" w:cs="Times New Roman"/>
+          <w:color w:val="1B1C1D"/>
+        </w:rPr>
+        <w:t xml:space="preserve"> is the proxy for development friction</w:t>
       </w:r>
     </w:p>
     <w:p>
@@ -2657,6 +2829,7 @@
           <w:rFonts w:ascii="Times New Roman" w:hAnsi="Times New Roman" w:cs="Times New Roman"/>
         </w:rPr>
       </w:pPr>
+      <w:proofErr w:type="spellStart"/>
       <w:r>
         <w:rPr>
           <w:rFonts w:ascii="Times New Roman" w:eastAsia="Google Sans Text" w:hAnsi="Times New Roman" w:cs="Times New Roman"/>
@@ -2676,7 +2849,15 @@
           <w:rFonts w:ascii="Times New Roman" w:eastAsia="Google Sans Text" w:hAnsi="Times New Roman" w:cs="Times New Roman"/>
           <w:color w:val="1B1C1D"/>
         </w:rPr>
-        <w:t xml:space="preserve">Bugs </w:t>
+        <w:t>Bugs</w:t>
+      </w:r>
+      <w:proofErr w:type="spellEnd"/>
+      <w:r>
+        <w:rPr>
+          <w:rFonts w:ascii="Times New Roman" w:eastAsia="Google Sans Text" w:hAnsi="Times New Roman" w:cs="Times New Roman"/>
+          <w:color w:val="1B1C1D"/>
+        </w:rPr>
+        <w:t xml:space="preserve"> </w:t>
       </w:r>
       <w:proofErr w:type="gramStart"/>
       <w:r>
@@ -2714,12 +2895,21 @@
           <w:rFonts w:ascii="Times New Roman" w:hAnsi="Times New Roman" w:cs="Times New Roman"/>
         </w:rPr>
       </w:pPr>
-      <w:r>
-        <w:rPr>
-          <w:rFonts w:ascii="Times New Roman" w:eastAsia="Google Sans Text" w:hAnsi="Times New Roman" w:cs="Times New Roman"/>
-          <w:color w:val="1B1C1D"/>
-        </w:rPr>
-        <w:t>wc (Commit Weight) is the weight for friction</w:t>
+      <w:proofErr w:type="spellStart"/>
+      <w:r>
+        <w:rPr>
+          <w:rFonts w:ascii="Times New Roman" w:eastAsia="Google Sans Text" w:hAnsi="Times New Roman" w:cs="Times New Roman"/>
+          <w:color w:val="1B1C1D"/>
+        </w:rPr>
+        <w:t>wc</w:t>
+      </w:r>
+      <w:proofErr w:type="spellEnd"/>
+      <w:r>
+        <w:rPr>
+          <w:rFonts w:ascii="Times New Roman" w:eastAsia="Google Sans Text" w:hAnsi="Times New Roman" w:cs="Times New Roman"/>
+          <w:color w:val="1B1C1D"/>
+        </w:rPr>
+        <w:t xml:space="preserve"> (Commit Weight) is the weight for friction</w:t>
       </w:r>
     </w:p>
     <w:p>
@@ -2741,12 +2931,21 @@
           <w:rFonts w:ascii="Times New Roman" w:hAnsi="Times New Roman" w:cs="Times New Roman"/>
         </w:rPr>
       </w:pPr>
-      <w:r>
-        <w:rPr>
-          <w:rFonts w:ascii="Times New Roman" w:eastAsia="Google Sans Text" w:hAnsi="Times New Roman" w:cs="Times New Roman"/>
-          <w:color w:val="1B1C1D"/>
-        </w:rPr>
-        <w:t>wb (Bug Weight) is the weight for unreliability</w:t>
+      <w:proofErr w:type="spellStart"/>
+      <w:r>
+        <w:rPr>
+          <w:rFonts w:ascii="Times New Roman" w:eastAsia="Google Sans Text" w:hAnsi="Times New Roman" w:cs="Times New Roman"/>
+          <w:color w:val="1B1C1D"/>
+        </w:rPr>
+        <w:t>wb</w:t>
+      </w:r>
+      <w:proofErr w:type="spellEnd"/>
+      <w:r>
+        <w:rPr>
+          <w:rFonts w:ascii="Times New Roman" w:eastAsia="Google Sans Text" w:hAnsi="Times New Roman" w:cs="Times New Roman"/>
+          <w:color w:val="1B1C1D"/>
+        </w:rPr>
+        <w:t xml:space="preserve"> (Bug Weight) is the weight for unreliability</w:t>
       </w:r>
     </w:p>
     <w:p>
@@ -2773,7 +2972,39 @@
           <w:rFonts w:ascii="Times New Roman" w:eastAsia="Google Sans Text" w:hAnsi="Times New Roman" w:cs="Times New Roman"/>
           <w:color w:val="1B1C1D"/>
         </w:rPr>
-        <w:t>These weights (wc and wb) are how a company's strategy gets put into the model. They address the research gap for models that consider value and resources constraint.</w:t>
+        <w:t>These weights (</w:t>
+      </w:r>
+      <w:proofErr w:type="spellStart"/>
+      <w:r>
+        <w:rPr>
+          <w:rFonts w:ascii="Times New Roman" w:eastAsia="Google Sans Text" w:hAnsi="Times New Roman" w:cs="Times New Roman"/>
+          <w:color w:val="1B1C1D"/>
+        </w:rPr>
+        <w:t>wc</w:t>
+      </w:r>
+      <w:proofErr w:type="spellEnd"/>
+      <w:r>
+        <w:rPr>
+          <w:rFonts w:ascii="Times New Roman" w:eastAsia="Google Sans Text" w:hAnsi="Times New Roman" w:cs="Times New Roman"/>
+          <w:color w:val="1B1C1D"/>
+        </w:rPr>
+        <w:t xml:space="preserve"> and </w:t>
+      </w:r>
+      <w:proofErr w:type="spellStart"/>
+      <w:r>
+        <w:rPr>
+          <w:rFonts w:ascii="Times New Roman" w:eastAsia="Google Sans Text" w:hAnsi="Times New Roman" w:cs="Times New Roman"/>
+          <w:color w:val="1B1C1D"/>
+        </w:rPr>
+        <w:t>wb</w:t>
+      </w:r>
+      <w:proofErr w:type="spellEnd"/>
+      <w:r>
+        <w:rPr>
+          <w:rFonts w:ascii="Times New Roman" w:eastAsia="Google Sans Text" w:hAnsi="Times New Roman" w:cs="Times New Roman"/>
+          <w:color w:val="1B1C1D"/>
+        </w:rPr>
+        <w:t>) are how a company's strategy gets put into the model. They address the research gap for models that consider value and resources constraint.</w:t>
       </w:r>
     </w:p>
     <w:p>
@@ -2957,12 +3188,37 @@
           <w:rFonts w:ascii="Times New Roman" w:hAnsi="Times New Roman" w:cs="Times New Roman"/>
         </w:rPr>
       </w:pPr>
-      <w:r>
-        <w:rPr>
-          <w:rFonts w:ascii="Times New Roman" w:eastAsia="Google Sans Text" w:hAnsi="Times New Roman" w:cs="Times New Roman"/>
-          <w:color w:val="1B1C1D"/>
-        </w:rPr>
-        <w:t>wc = 1.0, wb = 1.0</w:t>
+      <w:proofErr w:type="spellStart"/>
+      <w:r>
+        <w:rPr>
+          <w:rFonts w:ascii="Times New Roman" w:eastAsia="Google Sans Text" w:hAnsi="Times New Roman" w:cs="Times New Roman"/>
+          <w:color w:val="1B1C1D"/>
+        </w:rPr>
+        <w:t>wc</w:t>
+      </w:r>
+      <w:proofErr w:type="spellEnd"/>
+      <w:r>
+        <w:rPr>
+          <w:rFonts w:ascii="Times New Roman" w:eastAsia="Google Sans Text" w:hAnsi="Times New Roman" w:cs="Times New Roman"/>
+          <w:color w:val="1B1C1D"/>
+        </w:rPr>
+        <w:t xml:space="preserve"> = 1.0, </w:t>
+      </w:r>
+      <w:proofErr w:type="spellStart"/>
+      <w:r>
+        <w:rPr>
+          <w:rFonts w:ascii="Times New Roman" w:eastAsia="Google Sans Text" w:hAnsi="Times New Roman" w:cs="Times New Roman"/>
+          <w:color w:val="1B1C1D"/>
+        </w:rPr>
+        <w:t>wb</w:t>
+      </w:r>
+      <w:proofErr w:type="spellEnd"/>
+      <w:r>
+        <w:rPr>
+          <w:rFonts w:ascii="Times New Roman" w:eastAsia="Google Sans Text" w:hAnsi="Times New Roman" w:cs="Times New Roman"/>
+          <w:color w:val="1B1C1D"/>
+        </w:rPr>
+        <w:t xml:space="preserve"> = 1.0</w:t>
       </w:r>
     </w:p>
     <w:p>
@@ -3115,12 +3371,37 @@
           <w:rFonts w:ascii="Times New Roman" w:hAnsi="Times New Roman" w:cs="Times New Roman"/>
         </w:rPr>
       </w:pPr>
-      <w:r>
-        <w:rPr>
-          <w:rFonts w:ascii="Times New Roman" w:eastAsia="Google Sans Text" w:hAnsi="Times New Roman" w:cs="Times New Roman"/>
-          <w:color w:val="1B1C1D"/>
-        </w:rPr>
-        <w:t>wc = 0.5, wb = 2.0</w:t>
+      <w:proofErr w:type="spellStart"/>
+      <w:r>
+        <w:rPr>
+          <w:rFonts w:ascii="Times New Roman" w:eastAsia="Google Sans Text" w:hAnsi="Times New Roman" w:cs="Times New Roman"/>
+          <w:color w:val="1B1C1D"/>
+        </w:rPr>
+        <w:t>wc</w:t>
+      </w:r>
+      <w:proofErr w:type="spellEnd"/>
+      <w:r>
+        <w:rPr>
+          <w:rFonts w:ascii="Times New Roman" w:eastAsia="Google Sans Text" w:hAnsi="Times New Roman" w:cs="Times New Roman"/>
+          <w:color w:val="1B1C1D"/>
+        </w:rPr>
+        <w:t xml:space="preserve"> = 0.5, </w:t>
+      </w:r>
+      <w:proofErr w:type="spellStart"/>
+      <w:r>
+        <w:rPr>
+          <w:rFonts w:ascii="Times New Roman" w:eastAsia="Google Sans Text" w:hAnsi="Times New Roman" w:cs="Times New Roman"/>
+          <w:color w:val="1B1C1D"/>
+        </w:rPr>
+        <w:t>wb</w:t>
+      </w:r>
+      <w:proofErr w:type="spellEnd"/>
+      <w:r>
+        <w:rPr>
+          <w:rFonts w:ascii="Times New Roman" w:eastAsia="Google Sans Text" w:hAnsi="Times New Roman" w:cs="Times New Roman"/>
+          <w:color w:val="1B1C1D"/>
+        </w:rPr>
+        <w:t xml:space="preserve"> = 2.0</w:t>
       </w:r>
     </w:p>
     <w:p>
@@ -3504,7 +3785,23 @@
           <w:rFonts w:ascii="Times New Roman" w:eastAsia="Google Sans Text" w:hAnsi="Times New Roman" w:cs="Times New Roman"/>
           <w:color w:val="1B1C1D"/>
         </w:rPr>
-        <w:t>This chapter provides the step-by-step guide for getting the three numbers in the formula. The entire process can be automated with a few Python scripts using the Lizard and PyDriller tools.</w:t>
+        <w:t xml:space="preserve">This chapter provides the step-by-step guide for getting the three numbers in the formula. The entire process can be automated with a few Python scripts using the Lizard and </w:t>
+      </w:r>
+      <w:proofErr w:type="spellStart"/>
+      <w:r>
+        <w:rPr>
+          <w:rFonts w:ascii="Times New Roman" w:eastAsia="Google Sans Text" w:hAnsi="Times New Roman" w:cs="Times New Roman"/>
+          <w:color w:val="1B1C1D"/>
+        </w:rPr>
+        <w:t>PyDriller</w:t>
+      </w:r>
+      <w:proofErr w:type="spellEnd"/>
+      <w:r>
+        <w:rPr>
+          <w:rFonts w:ascii="Times New Roman" w:eastAsia="Google Sans Text" w:hAnsi="Times New Roman" w:cs="Times New Roman"/>
+          <w:color w:val="1B1C1D"/>
+        </w:rPr>
+        <w:t xml:space="preserve"> tools.</w:t>
       </w:r>
       <w:r>
         <w:rPr>
@@ -3777,12 +4074,21 @@
           <w:color w:val="1B1C1D"/>
         </w:rPr>
       </w:pPr>
-      <w:r>
-        <w:rPr>
-          <w:rFonts w:ascii="Times New Roman" w:eastAsia="Google Sans Text" w:hAnsi="Times New Roman" w:cs="Times New Roman"/>
-          <w:color w:val="1B1C1D"/>
-        </w:rPr>
-        <w:t>Effort_Proxy = (Sum of NLOC from all functions) + (k * Sum of CCN from all functions)</w:t>
+      <w:proofErr w:type="spellStart"/>
+      <w:r>
+        <w:rPr>
+          <w:rFonts w:ascii="Times New Roman" w:eastAsia="Google Sans Text" w:hAnsi="Times New Roman" w:cs="Times New Roman"/>
+          <w:color w:val="1B1C1D"/>
+        </w:rPr>
+        <w:t>Effort_Proxy</w:t>
+      </w:r>
+      <w:proofErr w:type="spellEnd"/>
+      <w:r>
+        <w:rPr>
+          <w:rFonts w:ascii="Times New Roman" w:eastAsia="Google Sans Text" w:hAnsi="Times New Roman" w:cs="Times New Roman"/>
+          <w:color w:val="1B1C1D"/>
+        </w:rPr>
+        <w:t xml:space="preserve"> = (Sum of NLOC from all functions) + (k * Sum of CCN from all functions)</w:t>
       </w:r>
     </w:p>
     <w:p>
@@ -4064,7 +4370,55 @@
           <w:rFonts w:ascii="Times New Roman" w:eastAsia="Google Sans Text" w:hAnsi="Times New Roman" w:cs="Times New Roman"/>
           <w:color w:val="1B1C1D"/>
         </w:rPr>
-        <w:t>Finally, it applies the LEP formula (Effort_Proxy = Module_NLOC_Sum + (k * Module_CCN_Sum)) to get the final Effort to Fix score for each module</w:t>
+        <w:t>Finally, it applies the LEP formula (</w:t>
+      </w:r>
+      <w:proofErr w:type="spellStart"/>
+      <w:r>
+        <w:rPr>
+          <w:rFonts w:ascii="Times New Roman" w:eastAsia="Google Sans Text" w:hAnsi="Times New Roman" w:cs="Times New Roman"/>
+          <w:color w:val="1B1C1D"/>
+        </w:rPr>
+        <w:t>Effort_Proxy</w:t>
+      </w:r>
+      <w:proofErr w:type="spellEnd"/>
+      <w:r>
+        <w:rPr>
+          <w:rFonts w:ascii="Times New Roman" w:eastAsia="Google Sans Text" w:hAnsi="Times New Roman" w:cs="Times New Roman"/>
+          <w:color w:val="1B1C1D"/>
+        </w:rPr>
+        <w:t xml:space="preserve"> = </w:t>
+      </w:r>
+      <w:proofErr w:type="spellStart"/>
+      <w:r>
+        <w:rPr>
+          <w:rFonts w:ascii="Times New Roman" w:eastAsia="Google Sans Text" w:hAnsi="Times New Roman" w:cs="Times New Roman"/>
+          <w:color w:val="1B1C1D"/>
+        </w:rPr>
+        <w:t>Module_NLOC_Sum</w:t>
+      </w:r>
+      <w:proofErr w:type="spellEnd"/>
+      <w:r>
+        <w:rPr>
+          <w:rFonts w:ascii="Times New Roman" w:eastAsia="Google Sans Text" w:hAnsi="Times New Roman" w:cs="Times New Roman"/>
+          <w:color w:val="1B1C1D"/>
+        </w:rPr>
+        <w:t xml:space="preserve"> + (k * </w:t>
+      </w:r>
+      <w:proofErr w:type="spellStart"/>
+      <w:r>
+        <w:rPr>
+          <w:rFonts w:ascii="Times New Roman" w:eastAsia="Google Sans Text" w:hAnsi="Times New Roman" w:cs="Times New Roman"/>
+          <w:color w:val="1B1C1D"/>
+        </w:rPr>
+        <w:t>Module_CCN_Sum</w:t>
+      </w:r>
+      <w:proofErr w:type="spellEnd"/>
+      <w:r>
+        <w:rPr>
+          <w:rFonts w:ascii="Times New Roman" w:eastAsia="Google Sans Text" w:hAnsi="Times New Roman" w:cs="Times New Roman"/>
+          <w:color w:val="1B1C1D"/>
+        </w:rPr>
+        <w:t>)) to get the final Effort to Fix score for each module</w:t>
       </w:r>
     </w:p>
     <w:p>
@@ -4099,8 +4453,17 @@
           <w:rFonts w:ascii="Times New Roman" w:eastAsia="Google Sans" w:hAnsi="Times New Roman" w:cs="Times New Roman"/>
           <w:color w:val="1B1C1D"/>
         </w:rPr>
-        <w:t>3.2 Instrumentation 2: Measuring Recent Commits using PyDriller</w:t>
-      </w:r>
+        <w:t xml:space="preserve">3.2 Instrumentation 2: Measuring Recent Commits using </w:t>
+      </w:r>
+      <w:proofErr w:type="spellStart"/>
+      <w:r>
+        <w:rPr>
+          <w:rFonts w:ascii="Times New Roman" w:eastAsia="Google Sans" w:hAnsi="Times New Roman" w:cs="Times New Roman"/>
+          <w:color w:val="1B1C1D"/>
+        </w:rPr>
+        <w:t>PyDriller</w:t>
+      </w:r>
+      <w:proofErr w:type="spellEnd"/>
     </w:p>
     <w:p>
       <w:pPr>
@@ -4804,7 +5167,119 @@
           <w:rFonts w:ascii="Times New Roman" w:eastAsia="Google Sans Text" w:hAnsi="Times New Roman" w:cs="Times New Roman"/>
           <w:color w:val="1B1C1D"/>
         </w:rPr>
-        <w:t>To test the TDR-W framework, data was gathered from a diverse set of seven well-known open-source repositories: apache/commons-cli, apache/commons-lang, psf/requests, zxing/zxing, pallets/flask, facebook/react, and chartjs/Chart.js. This selection provides a wide range of project sizes, ages and complexit</w:t>
+        <w:t xml:space="preserve">To test the TDR-W framework, data was gathered from a diverse set of seven well-known open-source repositories: </w:t>
+      </w:r>
+      <w:proofErr w:type="spellStart"/>
+      <w:r>
+        <w:rPr>
+          <w:rFonts w:ascii="Times New Roman" w:eastAsia="Google Sans Text" w:hAnsi="Times New Roman" w:cs="Times New Roman"/>
+          <w:color w:val="1B1C1D"/>
+        </w:rPr>
+        <w:t>apache</w:t>
+      </w:r>
+      <w:proofErr w:type="spellEnd"/>
+      <w:r>
+        <w:rPr>
+          <w:rFonts w:ascii="Times New Roman" w:eastAsia="Google Sans Text" w:hAnsi="Times New Roman" w:cs="Times New Roman"/>
+          <w:color w:val="1B1C1D"/>
+        </w:rPr>
+        <w:t xml:space="preserve">/commons-cli, </w:t>
+      </w:r>
+      <w:proofErr w:type="spellStart"/>
+      <w:r>
+        <w:rPr>
+          <w:rFonts w:ascii="Times New Roman" w:eastAsia="Google Sans Text" w:hAnsi="Times New Roman" w:cs="Times New Roman"/>
+          <w:color w:val="1B1C1D"/>
+        </w:rPr>
+        <w:t>apache</w:t>
+      </w:r>
+      <w:proofErr w:type="spellEnd"/>
+      <w:r>
+        <w:rPr>
+          <w:rFonts w:ascii="Times New Roman" w:eastAsia="Google Sans Text" w:hAnsi="Times New Roman" w:cs="Times New Roman"/>
+          <w:color w:val="1B1C1D"/>
+        </w:rPr>
+        <w:t xml:space="preserve">/commons-lang, </w:t>
+      </w:r>
+      <w:proofErr w:type="spellStart"/>
+      <w:r>
+        <w:rPr>
+          <w:rFonts w:ascii="Times New Roman" w:eastAsia="Google Sans Text" w:hAnsi="Times New Roman" w:cs="Times New Roman"/>
+          <w:color w:val="1B1C1D"/>
+        </w:rPr>
+        <w:t>psf</w:t>
+      </w:r>
+      <w:proofErr w:type="spellEnd"/>
+      <w:r>
+        <w:rPr>
+          <w:rFonts w:ascii="Times New Roman" w:eastAsia="Google Sans Text" w:hAnsi="Times New Roman" w:cs="Times New Roman"/>
+          <w:color w:val="1B1C1D"/>
+        </w:rPr>
+        <w:t xml:space="preserve">/requests, </w:t>
+      </w:r>
+      <w:proofErr w:type="spellStart"/>
+      <w:r>
+        <w:rPr>
+          <w:rFonts w:ascii="Times New Roman" w:eastAsia="Google Sans Text" w:hAnsi="Times New Roman" w:cs="Times New Roman"/>
+          <w:color w:val="1B1C1D"/>
+        </w:rPr>
+        <w:t>zxing</w:t>
+      </w:r>
+      <w:proofErr w:type="spellEnd"/>
+      <w:r>
+        <w:rPr>
+          <w:rFonts w:ascii="Times New Roman" w:eastAsia="Google Sans Text" w:hAnsi="Times New Roman" w:cs="Times New Roman"/>
+          <w:color w:val="1B1C1D"/>
+        </w:rPr>
+        <w:t>/</w:t>
+      </w:r>
+      <w:proofErr w:type="spellStart"/>
+      <w:r>
+        <w:rPr>
+          <w:rFonts w:ascii="Times New Roman" w:eastAsia="Google Sans Text" w:hAnsi="Times New Roman" w:cs="Times New Roman"/>
+          <w:color w:val="1B1C1D"/>
+        </w:rPr>
+        <w:t>zxing</w:t>
+      </w:r>
+      <w:proofErr w:type="spellEnd"/>
+      <w:r>
+        <w:rPr>
+          <w:rFonts w:ascii="Times New Roman" w:eastAsia="Google Sans Text" w:hAnsi="Times New Roman" w:cs="Times New Roman"/>
+          <w:color w:val="1B1C1D"/>
+        </w:rPr>
+        <w:t xml:space="preserve">, pallets/flask, </w:t>
+      </w:r>
+      <w:proofErr w:type="spellStart"/>
+      <w:r>
+        <w:rPr>
+          <w:rFonts w:ascii="Times New Roman" w:eastAsia="Google Sans Text" w:hAnsi="Times New Roman" w:cs="Times New Roman"/>
+          <w:color w:val="1B1C1D"/>
+        </w:rPr>
+        <w:t>facebook</w:t>
+      </w:r>
+      <w:proofErr w:type="spellEnd"/>
+      <w:r>
+        <w:rPr>
+          <w:rFonts w:ascii="Times New Roman" w:eastAsia="Google Sans Text" w:hAnsi="Times New Roman" w:cs="Times New Roman"/>
+          <w:color w:val="1B1C1D"/>
+        </w:rPr>
+        <w:t xml:space="preserve">/react, and </w:t>
+      </w:r>
+      <w:proofErr w:type="spellStart"/>
+      <w:r>
+        <w:rPr>
+          <w:rFonts w:ascii="Times New Roman" w:eastAsia="Google Sans Text" w:hAnsi="Times New Roman" w:cs="Times New Roman"/>
+          <w:color w:val="1B1C1D"/>
+        </w:rPr>
+        <w:t>chartjs</w:t>
+      </w:r>
+      <w:proofErr w:type="spellEnd"/>
+      <w:r>
+        <w:rPr>
+          <w:rFonts w:ascii="Times New Roman" w:eastAsia="Google Sans Text" w:hAnsi="Times New Roman" w:cs="Times New Roman"/>
+          <w:color w:val="1B1C1D"/>
+        </w:rPr>
+        <w:t>/Chart.js. This selection provides a wide range of project sizes, ages and complexit</w:t>
       </w:r>
       <w:r>
         <w:rPr>
@@ -4927,7 +5402,39 @@
           <w:rFonts w:ascii="Times New Roman" w:eastAsia="Google Sans Text" w:hAnsi="Times New Roman" w:cs="Times New Roman"/>
           <w:color w:val="1B1C1D"/>
         </w:rPr>
-        <w:t xml:space="preserve"> Section 2.2 with weights set to wc = 0.5 (for Commits) and wb = 1.0 (for Bugs). This </w:t>
+        <w:t xml:space="preserve"> Section 2.2 with weights set to </w:t>
+      </w:r>
+      <w:proofErr w:type="spellStart"/>
+      <w:r>
+        <w:rPr>
+          <w:rFonts w:ascii="Times New Roman" w:eastAsia="Google Sans Text" w:hAnsi="Times New Roman" w:cs="Times New Roman"/>
+          <w:color w:val="1B1C1D"/>
+        </w:rPr>
+        <w:t>wc</w:t>
+      </w:r>
+      <w:proofErr w:type="spellEnd"/>
+      <w:r>
+        <w:rPr>
+          <w:rFonts w:ascii="Times New Roman" w:eastAsia="Google Sans Text" w:hAnsi="Times New Roman" w:cs="Times New Roman"/>
+          <w:color w:val="1B1C1D"/>
+        </w:rPr>
+        <w:t xml:space="preserve"> = 0.5 (for Commits) and </w:t>
+      </w:r>
+      <w:proofErr w:type="spellStart"/>
+      <w:r>
+        <w:rPr>
+          <w:rFonts w:ascii="Times New Roman" w:eastAsia="Google Sans Text" w:hAnsi="Times New Roman" w:cs="Times New Roman"/>
+          <w:color w:val="1B1C1D"/>
+        </w:rPr>
+        <w:t>wb</w:t>
+      </w:r>
+      <w:proofErr w:type="spellEnd"/>
+      <w:r>
+        <w:rPr>
+          <w:rFonts w:ascii="Times New Roman" w:eastAsia="Google Sans Text" w:hAnsi="Times New Roman" w:cs="Times New Roman"/>
+          <w:color w:val="1B1C1D"/>
+        </w:rPr>
+        <w:t xml:space="preserve"> = 1.0 (for Bugs). This </w:t>
       </w:r>
       <w:r>
         <w:rPr>
@@ -5347,6 +5854,7 @@
                 <w:szCs w:val="18"/>
               </w:rPr>
             </w:pPr>
+            <w:proofErr w:type="spellStart"/>
             <w:r>
               <w:rPr>
                 <w:rFonts w:ascii="Times New Roman" w:eastAsia="Google Sans Text" w:hAnsi="Times New Roman" w:cs="Times New Roman"/>
@@ -5358,6 +5866,7 @@
               </w:rPr>
               <w:t>TDR_Score</w:t>
             </w:r>
+            <w:proofErr w:type="spellEnd"/>
           </w:p>
         </w:tc>
         <w:tc>
@@ -5648,8 +6157,19 @@
                 <w:sz w:val="18"/>
                 <w:szCs w:val="18"/>
               </w:rPr>
-              <w:t>packages\react-reconciler\src</w:t>
+              <w:t>packages\react-reconciler\</w:t>
             </w:r>
+            <w:proofErr w:type="spellStart"/>
+            <w:r>
+              <w:rPr>
+                <w:rFonts w:ascii="Times New Roman" w:eastAsia="Google Sans Text" w:hAnsi="Times New Roman" w:cs="Times New Roman"/>
+                <w:color w:val="1B1C1D"/>
+                <w:sz w:val="18"/>
+                <w:szCs w:val="18"/>
+              </w:rPr>
+              <w:t>src</w:t>
+            </w:r>
+            <w:proofErr w:type="spellEnd"/>
           </w:p>
         </w:tc>
         <w:tc>
@@ -5979,8 +6499,19 @@
                 <w:sz w:val="18"/>
                 <w:szCs w:val="18"/>
               </w:rPr>
-              <w:t>packages\react-server\src</w:t>
+              <w:t>packages\react-server\</w:t>
             </w:r>
+            <w:proofErr w:type="spellStart"/>
+            <w:r>
+              <w:rPr>
+                <w:rFonts w:ascii="Times New Roman" w:eastAsia="Google Sans Text" w:hAnsi="Times New Roman" w:cs="Times New Roman"/>
+                <w:color w:val="1B1C1D"/>
+                <w:sz w:val="18"/>
+                <w:szCs w:val="18"/>
+              </w:rPr>
+              <w:t>src</w:t>
+            </w:r>
+            <w:proofErr w:type="spellEnd"/>
           </w:p>
         </w:tc>
         <w:tc>
@@ -6304,6 +6835,7 @@
                 <w:szCs w:val="18"/>
               </w:rPr>
             </w:pPr>
+            <w:proofErr w:type="spellStart"/>
             <w:r>
               <w:rPr>
                 <w:rFonts w:ascii="Times New Roman" w:eastAsia="Google Sans Text" w:hAnsi="Times New Roman" w:cs="Times New Roman"/>
@@ -6311,7 +6843,37 @@
                 <w:sz w:val="18"/>
                 <w:szCs w:val="18"/>
               </w:rPr>
-              <w:t>src\main\java\org\apache\commons\lang3</w:t>
+              <w:t>src</w:t>
+            </w:r>
+            <w:proofErr w:type="spellEnd"/>
+            <w:r>
+              <w:rPr>
+                <w:rFonts w:ascii="Times New Roman" w:eastAsia="Google Sans Text" w:hAnsi="Times New Roman" w:cs="Times New Roman"/>
+                <w:color w:val="1B1C1D"/>
+                <w:sz w:val="18"/>
+                <w:szCs w:val="18"/>
+              </w:rPr>
+              <w:t>\main\java\org\</w:t>
+            </w:r>
+            <w:proofErr w:type="spellStart"/>
+            <w:r>
+              <w:rPr>
+                <w:rFonts w:ascii="Times New Roman" w:eastAsia="Google Sans Text" w:hAnsi="Times New Roman" w:cs="Times New Roman"/>
+                <w:color w:val="1B1C1D"/>
+                <w:sz w:val="18"/>
+                <w:szCs w:val="18"/>
+              </w:rPr>
+              <w:t>apache</w:t>
+            </w:r>
+            <w:proofErr w:type="spellEnd"/>
+            <w:r>
+              <w:rPr>
+                <w:rFonts w:ascii="Times New Roman" w:eastAsia="Google Sans Text" w:hAnsi="Times New Roman" w:cs="Times New Roman"/>
+                <w:color w:val="1B1C1D"/>
+                <w:sz w:val="18"/>
+                <w:szCs w:val="18"/>
+              </w:rPr>
+              <w:t>\commons\lang3</w:t>
             </w:r>
           </w:p>
         </w:tc>
@@ -6642,7 +7204,27 @@
                 <w:sz w:val="18"/>
                 <w:szCs w:val="18"/>
               </w:rPr>
-              <w:t>compiler\packages\babel-plugin-react-compiler\src\HIR</w:t>
+              <w:t>compiler\packages\babel-plugin-react-compiler\</w:t>
+            </w:r>
+            <w:proofErr w:type="spellStart"/>
+            <w:r>
+              <w:rPr>
+                <w:rFonts w:ascii="Times New Roman" w:eastAsia="Google Sans Text" w:hAnsi="Times New Roman" w:cs="Times New Roman"/>
+                <w:color w:val="1B1C1D"/>
+                <w:sz w:val="18"/>
+                <w:szCs w:val="18"/>
+              </w:rPr>
+              <w:t>src</w:t>
+            </w:r>
+            <w:proofErr w:type="spellEnd"/>
+            <w:r>
+              <w:rPr>
+                <w:rFonts w:ascii="Times New Roman" w:eastAsia="Google Sans Text" w:hAnsi="Times New Roman" w:cs="Times New Roman"/>
+                <w:color w:val="1B1C1D"/>
+                <w:sz w:val="18"/>
+                <w:szCs w:val="18"/>
+              </w:rPr>
+              <w:t>\HIR</w:t>
             </w:r>
           </w:p>
         </w:tc>
@@ -6973,8 +7555,19 @@
                 <w:sz w:val="18"/>
                 <w:szCs w:val="18"/>
               </w:rPr>
-              <w:t>packages\react-client\src</w:t>
+              <w:t>packages\react-client\</w:t>
             </w:r>
+            <w:proofErr w:type="spellStart"/>
+            <w:r>
+              <w:rPr>
+                <w:rFonts w:ascii="Times New Roman" w:eastAsia="Google Sans Text" w:hAnsi="Times New Roman" w:cs="Times New Roman"/>
+                <w:color w:val="1B1C1D"/>
+                <w:sz w:val="18"/>
+                <w:szCs w:val="18"/>
+              </w:rPr>
+              <w:t>src</w:t>
+            </w:r>
+            <w:proofErr w:type="spellEnd"/>
           </w:p>
         </w:tc>
         <w:tc>
@@ -7304,7 +7897,47 @@
                 <w:sz w:val="18"/>
                 <w:szCs w:val="18"/>
               </w:rPr>
-              <w:t>packages\react-devtools-shared\src\backend\fiber</w:t>
+              <w:t>packages\react-</w:t>
+            </w:r>
+            <w:proofErr w:type="spellStart"/>
+            <w:r>
+              <w:rPr>
+                <w:rFonts w:ascii="Times New Roman" w:eastAsia="Google Sans Text" w:hAnsi="Times New Roman" w:cs="Times New Roman"/>
+                <w:color w:val="1B1C1D"/>
+                <w:sz w:val="18"/>
+                <w:szCs w:val="18"/>
+              </w:rPr>
+              <w:t>devtools</w:t>
+            </w:r>
+            <w:proofErr w:type="spellEnd"/>
+            <w:r>
+              <w:rPr>
+                <w:rFonts w:ascii="Times New Roman" w:eastAsia="Google Sans Text" w:hAnsi="Times New Roman" w:cs="Times New Roman"/>
+                <w:color w:val="1B1C1D"/>
+                <w:sz w:val="18"/>
+                <w:szCs w:val="18"/>
+              </w:rPr>
+              <w:t>-shared\</w:t>
+            </w:r>
+            <w:proofErr w:type="spellStart"/>
+            <w:r>
+              <w:rPr>
+                <w:rFonts w:ascii="Times New Roman" w:eastAsia="Google Sans Text" w:hAnsi="Times New Roman" w:cs="Times New Roman"/>
+                <w:color w:val="1B1C1D"/>
+                <w:sz w:val="18"/>
+                <w:szCs w:val="18"/>
+              </w:rPr>
+              <w:t>src</w:t>
+            </w:r>
+            <w:proofErr w:type="spellEnd"/>
+            <w:r>
+              <w:rPr>
+                <w:rFonts w:ascii="Times New Roman" w:eastAsia="Google Sans Text" w:hAnsi="Times New Roman" w:cs="Times New Roman"/>
+                <w:color w:val="1B1C1D"/>
+                <w:sz w:val="18"/>
+                <w:szCs w:val="18"/>
+              </w:rPr>
+              <w:t>\backend\fiber</w:t>
             </w:r>
           </w:p>
         </w:tc>
@@ -7635,7 +8268,67 @@
                 <w:sz w:val="18"/>
                 <w:szCs w:val="18"/>
               </w:rPr>
-              <w:t>packages\react-devtools-shared\src\devtools\views\Components</w:t>
+              <w:t>packages\react-</w:t>
+            </w:r>
+            <w:proofErr w:type="spellStart"/>
+            <w:r>
+              <w:rPr>
+                <w:rFonts w:ascii="Times New Roman" w:eastAsia="Google Sans Text" w:hAnsi="Times New Roman" w:cs="Times New Roman"/>
+                <w:color w:val="1B1C1D"/>
+                <w:sz w:val="18"/>
+                <w:szCs w:val="18"/>
+              </w:rPr>
+              <w:t>devtools</w:t>
+            </w:r>
+            <w:proofErr w:type="spellEnd"/>
+            <w:r>
+              <w:rPr>
+                <w:rFonts w:ascii="Times New Roman" w:eastAsia="Google Sans Text" w:hAnsi="Times New Roman" w:cs="Times New Roman"/>
+                <w:color w:val="1B1C1D"/>
+                <w:sz w:val="18"/>
+                <w:szCs w:val="18"/>
+              </w:rPr>
+              <w:t>-shared\</w:t>
+            </w:r>
+            <w:proofErr w:type="spellStart"/>
+            <w:r>
+              <w:rPr>
+                <w:rFonts w:ascii="Times New Roman" w:eastAsia="Google Sans Text" w:hAnsi="Times New Roman" w:cs="Times New Roman"/>
+                <w:color w:val="1B1C1D"/>
+                <w:sz w:val="18"/>
+                <w:szCs w:val="18"/>
+              </w:rPr>
+              <w:t>src</w:t>
+            </w:r>
+            <w:proofErr w:type="spellEnd"/>
+            <w:r>
+              <w:rPr>
+                <w:rFonts w:ascii="Times New Roman" w:eastAsia="Google Sans Text" w:hAnsi="Times New Roman" w:cs="Times New Roman"/>
+                <w:color w:val="1B1C1D"/>
+                <w:sz w:val="18"/>
+                <w:szCs w:val="18"/>
+              </w:rPr>
+              <w:t>\</w:t>
+            </w:r>
+            <w:proofErr w:type="spellStart"/>
+            <w:r>
+              <w:rPr>
+                <w:rFonts w:ascii="Times New Roman" w:eastAsia="Google Sans Text" w:hAnsi="Times New Roman" w:cs="Times New Roman"/>
+                <w:color w:val="1B1C1D"/>
+                <w:sz w:val="18"/>
+                <w:szCs w:val="18"/>
+              </w:rPr>
+              <w:t>devtools</w:t>
+            </w:r>
+            <w:proofErr w:type="spellEnd"/>
+            <w:r>
+              <w:rPr>
+                <w:rFonts w:ascii="Times New Roman" w:eastAsia="Google Sans Text" w:hAnsi="Times New Roman" w:cs="Times New Roman"/>
+                <w:color w:val="1B1C1D"/>
+                <w:sz w:val="18"/>
+                <w:szCs w:val="18"/>
+              </w:rPr>
+              <w:t>\views\Components</w:t>
             </w:r>
           </w:p>
         </w:tc>
@@ -7966,7 +8659,47 @@
                 <w:sz w:val="18"/>
                 <w:szCs w:val="18"/>
               </w:rPr>
-              <w:t>packages\react-dom-bindings\src\client</w:t>
+              <w:t>packages\react-</w:t>
+            </w:r>
+            <w:proofErr w:type="spellStart"/>
+            <w:r>
+              <w:rPr>
+                <w:rFonts w:ascii="Times New Roman" w:eastAsia="Google Sans Text" w:hAnsi="Times New Roman" w:cs="Times New Roman"/>
+                <w:color w:val="1B1C1D"/>
+                <w:sz w:val="18"/>
+                <w:szCs w:val="18"/>
+              </w:rPr>
+              <w:t>dom</w:t>
+            </w:r>
+            <w:proofErr w:type="spellEnd"/>
+            <w:r>
+              <w:rPr>
+                <w:rFonts w:ascii="Times New Roman" w:eastAsia="Google Sans Text" w:hAnsi="Times New Roman" w:cs="Times New Roman"/>
+                <w:color w:val="1B1C1D"/>
+                <w:sz w:val="18"/>
+                <w:szCs w:val="18"/>
+              </w:rPr>
+              <w:t>-bindings\</w:t>
+            </w:r>
+            <w:proofErr w:type="spellStart"/>
+            <w:r>
+              <w:rPr>
+                <w:rFonts w:ascii="Times New Roman" w:eastAsia="Google Sans Text" w:hAnsi="Times New Roman" w:cs="Times New Roman"/>
+                <w:color w:val="1B1C1D"/>
+                <w:sz w:val="18"/>
+                <w:szCs w:val="18"/>
+              </w:rPr>
+              <w:t>src</w:t>
+            </w:r>
+            <w:proofErr w:type="spellEnd"/>
+            <w:r>
+              <w:rPr>
+                <w:rFonts w:ascii="Times New Roman" w:eastAsia="Google Sans Text" w:hAnsi="Times New Roman" w:cs="Times New Roman"/>
+                <w:color w:val="1B1C1D"/>
+                <w:sz w:val="18"/>
+                <w:szCs w:val="18"/>
+              </w:rPr>
+              <w:t>\client</w:t>
             </w:r>
           </w:p>
         </w:tc>
@@ -8301,6 +9034,7 @@
                 <w:szCs w:val="18"/>
               </w:rPr>
             </w:pPr>
+            <w:proofErr w:type="spellStart"/>
             <w:r>
               <w:rPr>
                 <w:rFonts w:ascii="Times New Roman" w:eastAsia="Google Sans Text" w:hAnsi="Times New Roman" w:cs="Times New Roman"/>
@@ -8308,7 +9042,37 @@
                 <w:sz w:val="18"/>
                 <w:szCs w:val="18"/>
               </w:rPr>
-              <w:t>src\main\java\org\apache\commons\cli</w:t>
+              <w:t>src</w:t>
+            </w:r>
+            <w:proofErr w:type="spellEnd"/>
+            <w:r>
+              <w:rPr>
+                <w:rFonts w:ascii="Times New Roman" w:eastAsia="Google Sans Text" w:hAnsi="Times New Roman" w:cs="Times New Roman"/>
+                <w:color w:val="1B1C1D"/>
+                <w:sz w:val="18"/>
+                <w:szCs w:val="18"/>
+              </w:rPr>
+              <w:t>\main\java\org\</w:t>
+            </w:r>
+            <w:proofErr w:type="spellStart"/>
+            <w:r>
+              <w:rPr>
+                <w:rFonts w:ascii="Times New Roman" w:eastAsia="Google Sans Text" w:hAnsi="Times New Roman" w:cs="Times New Roman"/>
+                <w:color w:val="1B1C1D"/>
+                <w:sz w:val="18"/>
+                <w:szCs w:val="18"/>
+              </w:rPr>
+              <w:t>apache</w:t>
+            </w:r>
+            <w:proofErr w:type="spellEnd"/>
+            <w:r>
+              <w:rPr>
+                <w:rFonts w:ascii="Times New Roman" w:eastAsia="Google Sans Text" w:hAnsi="Times New Roman" w:cs="Times New Roman"/>
+                <w:color w:val="1B1C1D"/>
+                <w:sz w:val="18"/>
+                <w:szCs w:val="18"/>
+              </w:rPr>
+              <w:t>\commons\cli</w:t>
             </w:r>
           </w:p>
         </w:tc>
@@ -8639,7 +9403,27 @@
                 <w:sz w:val="18"/>
                 <w:szCs w:val="18"/>
               </w:rPr>
-              <w:t>compiler\packages\babel-plugin-react-compiler\src\Validation</w:t>
+              <w:t>compiler\packages\babel-plugin-react-compiler\</w:t>
+            </w:r>
+            <w:proofErr w:type="spellStart"/>
+            <w:r>
+              <w:rPr>
+                <w:rFonts w:ascii="Times New Roman" w:eastAsia="Google Sans Text" w:hAnsi="Times New Roman" w:cs="Times New Roman"/>
+                <w:color w:val="1B1C1D"/>
+                <w:sz w:val="18"/>
+                <w:szCs w:val="18"/>
+              </w:rPr>
+              <w:t>src</w:t>
+            </w:r>
+            <w:proofErr w:type="spellEnd"/>
+            <w:r>
+              <w:rPr>
+                <w:rFonts w:ascii="Times New Roman" w:eastAsia="Google Sans Text" w:hAnsi="Times New Roman" w:cs="Times New Roman"/>
+                <w:color w:val="1B1C1D"/>
+                <w:sz w:val="18"/>
+                <w:szCs w:val="18"/>
+              </w:rPr>
+              <w:t>\Validation</w:t>
             </w:r>
           </w:p>
         </w:tc>
@@ -9127,7 +9911,71 @@
           <w:rFonts w:ascii="Times New Roman" w:eastAsia="Google Sans Text" w:hAnsi="Times New Roman" w:cs="Times New Roman"/>
           <w:color w:val="1B1C1D"/>
         </w:rPr>
-        <w:t>But the TDR analysis shows function (TDR_Score: 45,780.5) is a big source of pain (Pain_Score: 30.5 from 53 commits), while builder (TDR_Score: 62,112.0) is very stable (Pain_Score: 8.0). The TDR model correctly shows these are much closer in priority than their Effort scores would suggest.</w:t>
+        <w:t>But the TDR analysis shows function (</w:t>
+      </w:r>
+      <w:proofErr w:type="spellStart"/>
+      <w:r>
+        <w:rPr>
+          <w:rFonts w:ascii="Times New Roman" w:eastAsia="Google Sans Text" w:hAnsi="Times New Roman" w:cs="Times New Roman"/>
+          <w:color w:val="1B1C1D"/>
+        </w:rPr>
+        <w:t>TDR_Score</w:t>
+      </w:r>
+      <w:proofErr w:type="spellEnd"/>
+      <w:r>
+        <w:rPr>
+          <w:rFonts w:ascii="Times New Roman" w:eastAsia="Google Sans Text" w:hAnsi="Times New Roman" w:cs="Times New Roman"/>
+          <w:color w:val="1B1C1D"/>
+        </w:rPr>
+        <w:t>: 45,780.5) is a big source of pain (</w:t>
+      </w:r>
+      <w:proofErr w:type="spellStart"/>
+      <w:r>
+        <w:rPr>
+          <w:rFonts w:ascii="Times New Roman" w:eastAsia="Google Sans Text" w:hAnsi="Times New Roman" w:cs="Times New Roman"/>
+          <w:color w:val="1B1C1D"/>
+        </w:rPr>
+        <w:t>Pain_Score</w:t>
+      </w:r>
+      <w:proofErr w:type="spellEnd"/>
+      <w:r>
+        <w:rPr>
+          <w:rFonts w:ascii="Times New Roman" w:eastAsia="Google Sans Text" w:hAnsi="Times New Roman" w:cs="Times New Roman"/>
+          <w:color w:val="1B1C1D"/>
+        </w:rPr>
+        <w:t>: 30.5 from 53 commits), while builder (</w:t>
+      </w:r>
+      <w:proofErr w:type="spellStart"/>
+      <w:r>
+        <w:rPr>
+          <w:rFonts w:ascii="Times New Roman" w:eastAsia="Google Sans Text" w:hAnsi="Times New Roman" w:cs="Times New Roman"/>
+          <w:color w:val="1B1C1D"/>
+        </w:rPr>
+        <w:t>TDR_Score</w:t>
+      </w:r>
+      <w:proofErr w:type="spellEnd"/>
+      <w:r>
+        <w:rPr>
+          <w:rFonts w:ascii="Times New Roman" w:eastAsia="Google Sans Text" w:hAnsi="Times New Roman" w:cs="Times New Roman"/>
+          <w:color w:val="1B1C1D"/>
+        </w:rPr>
+        <w:t>: 62,112.0) is very stable (</w:t>
+      </w:r>
+      <w:proofErr w:type="spellStart"/>
+      <w:r>
+        <w:rPr>
+          <w:rFonts w:ascii="Times New Roman" w:eastAsia="Google Sans Text" w:hAnsi="Times New Roman" w:cs="Times New Roman"/>
+          <w:color w:val="1B1C1D"/>
+        </w:rPr>
+        <w:t>Pain_Score</w:t>
+      </w:r>
+      <w:proofErr w:type="spellEnd"/>
+      <w:r>
+        <w:rPr>
+          <w:rFonts w:ascii="Times New Roman" w:eastAsia="Google Sans Text" w:hAnsi="Times New Roman" w:cs="Times New Roman"/>
+          <w:color w:val="1B1C1D"/>
+        </w:rPr>
+        <w:t>: 8.0). The TDR model correctly shows these are much closer in priority than their Effort scores would suggest.</w:t>
       </w:r>
     </w:p>
     <w:p>
@@ -9234,7 +10082,39 @@
           <w:rFonts w:ascii="Times New Roman" w:eastAsia="Google Sans Text" w:hAnsi="Times New Roman" w:cs="Times New Roman"/>
           <w:color w:val="1B1C1D"/>
         </w:rPr>
-        <w:t xml:space="preserve"> This is the clear top priority, with a TDR_Score of over 6 million. It has both the highest Effort (59,354) and a very high Pain_Score (101.5).</w:t>
+        <w:t xml:space="preserve"> This is the clear top priority, with a </w:t>
+      </w:r>
+      <w:proofErr w:type="spellStart"/>
+      <w:r>
+        <w:rPr>
+          <w:rFonts w:ascii="Times New Roman" w:eastAsia="Google Sans Text" w:hAnsi="Times New Roman" w:cs="Times New Roman"/>
+          <w:color w:val="1B1C1D"/>
+        </w:rPr>
+        <w:t>TDR_Score</w:t>
+      </w:r>
+      <w:proofErr w:type="spellEnd"/>
+      <w:r>
+        <w:rPr>
+          <w:rFonts w:ascii="Times New Roman" w:eastAsia="Google Sans Text" w:hAnsi="Times New Roman" w:cs="Times New Roman"/>
+          <w:color w:val="1B1C1D"/>
+        </w:rPr>
+        <w:t xml:space="preserve"> of over 6 million. It has both the highest Effort (59,354) and a very high </w:t>
+      </w:r>
+      <w:proofErr w:type="spellStart"/>
+      <w:r>
+        <w:rPr>
+          <w:rFonts w:ascii="Times New Roman" w:eastAsia="Google Sans Text" w:hAnsi="Times New Roman" w:cs="Times New Roman"/>
+          <w:color w:val="1B1C1D"/>
+        </w:rPr>
+        <w:t>Pain_Score</w:t>
+      </w:r>
+      <w:proofErr w:type="spellEnd"/>
+      <w:r>
+        <w:rPr>
+          <w:rFonts w:ascii="Times New Roman" w:eastAsia="Google Sans Text" w:hAnsi="Times New Roman" w:cs="Times New Roman"/>
+          <w:color w:val="1B1C1D"/>
+        </w:rPr>
+        <w:t xml:space="preserve"> (101.5).</w:t>
       </w:r>
     </w:p>
     <w:p>
@@ -9271,7 +10151,23 @@
           <w:rFonts w:ascii="Times New Roman" w:eastAsia="Google Sans Text" w:hAnsi="Times New Roman" w:cs="Times New Roman"/>
           <w:color w:val="1B1C1D"/>
         </w:rPr>
-        <w:t xml:space="preserve"> This is a classic example of TDR-W's value. Its Effort score (22,639) is less than half that of Rank 1. However, its Pain_Score is a staggering 140.0, driven by 164 commits and </w:t>
+        <w:t xml:space="preserve"> This is a classic example of TDR-W's value. Its Effort score (22,639) is less than half that of Rank 1. However, its </w:t>
+      </w:r>
+      <w:proofErr w:type="spellStart"/>
+      <w:r>
+        <w:rPr>
+          <w:rFonts w:ascii="Times New Roman" w:eastAsia="Google Sans Text" w:hAnsi="Times New Roman" w:cs="Times New Roman"/>
+          <w:color w:val="1B1C1D"/>
+        </w:rPr>
+        <w:t>Pain_Score</w:t>
+      </w:r>
+      <w:proofErr w:type="spellEnd"/>
+      <w:r>
+        <w:rPr>
+          <w:rFonts w:ascii="Times New Roman" w:eastAsia="Google Sans Text" w:hAnsi="Times New Roman" w:cs="Times New Roman"/>
+          <w:color w:val="1B1C1D"/>
+        </w:rPr>
+        <w:t xml:space="preserve"> is a staggering 140.0, driven by 164 commits and </w:t>
       </w:r>
       <w:r>
         <w:rPr>
@@ -9700,6 +10596,7 @@
                 <w:szCs w:val="20"/>
               </w:rPr>
             </w:pPr>
+            <w:proofErr w:type="spellStart"/>
             <w:r>
               <w:rPr>
                 <w:rFonts w:ascii="Times New Roman" w:eastAsia="Google Sans Text" w:hAnsi="Times New Roman" w:cs="Times New Roman"/>
@@ -9711,6 +10608,7 @@
               </w:rPr>
               <w:t>TDR_Score</w:t>
             </w:r>
+            <w:proofErr w:type="spellEnd"/>
           </w:p>
         </w:tc>
       </w:tr>
@@ -9751,6 +10649,7 @@
                 <w:szCs w:val="20"/>
               </w:rPr>
             </w:pPr>
+            <w:proofErr w:type="spellStart"/>
             <w:r>
               <w:rPr>
                 <w:rFonts w:ascii="Times New Roman" w:eastAsia="Google Sans Text" w:hAnsi="Times New Roman" w:cs="Times New Roman"/>
@@ -9760,6 +10659,7 @@
               </w:rPr>
               <w:t>zxing</w:t>
             </w:r>
+            <w:proofErr w:type="spellEnd"/>
           </w:p>
         </w:tc>
         <w:tc>
@@ -9805,8 +10705,59 @@
                 <w:sz w:val="20"/>
                 <w:szCs w:val="20"/>
               </w:rPr>
-              <w:t>core\src\main\java\com\google\zxing\oned</w:t>
+              <w:t>core\</w:t>
             </w:r>
+            <w:proofErr w:type="spellStart"/>
+            <w:r>
+              <w:rPr>
+                <w:rFonts w:ascii="Times New Roman" w:eastAsia="Google Sans Text" w:hAnsi="Times New Roman" w:cs="Times New Roman"/>
+                <w:color w:val="1B1C1D"/>
+                <w:sz w:val="20"/>
+                <w:szCs w:val="20"/>
+              </w:rPr>
+              <w:t>src</w:t>
+            </w:r>
+            <w:proofErr w:type="spellEnd"/>
+            <w:r>
+              <w:rPr>
+                <w:rFonts w:ascii="Times New Roman" w:eastAsia="Google Sans Text" w:hAnsi="Times New Roman" w:cs="Times New Roman"/>
+                <w:color w:val="1B1C1D"/>
+                <w:sz w:val="20"/>
+                <w:szCs w:val="20"/>
+              </w:rPr>
+              <w:t>\main\java\com\google\</w:t>
+            </w:r>
+            <w:proofErr w:type="spellStart"/>
+            <w:r>
+              <w:rPr>
+                <w:rFonts w:ascii="Times New Roman" w:eastAsia="Google Sans Text" w:hAnsi="Times New Roman" w:cs="Times New Roman"/>
+                <w:color w:val="1B1C1D"/>
+                <w:sz w:val="20"/>
+                <w:szCs w:val="20"/>
+              </w:rPr>
+              <w:t>zxing</w:t>
+            </w:r>
+            <w:proofErr w:type="spellEnd"/>
+            <w:r>
+              <w:rPr>
+                <w:rFonts w:ascii="Times New Roman" w:eastAsia="Google Sans Text" w:hAnsi="Times New Roman" w:cs="Times New Roman"/>
+                <w:color w:val="1B1C1D"/>
+                <w:sz w:val="20"/>
+                <w:szCs w:val="20"/>
+              </w:rPr>
+              <w:t>\</w:t>
+            </w:r>
+            <w:proofErr w:type="spellStart"/>
+            <w:r>
+              <w:rPr>
+                <w:rFonts w:ascii="Times New Roman" w:eastAsia="Google Sans Text" w:hAnsi="Times New Roman" w:cs="Times New Roman"/>
+                <w:color w:val="1B1C1D"/>
+                <w:sz w:val="20"/>
+                <w:szCs w:val="20"/>
+              </w:rPr>
+              <w:t>oned</w:t>
+            </w:r>
+            <w:proofErr w:type="spellEnd"/>
           </w:p>
         </w:tc>
         <w:tc>
@@ -10035,6 +10986,7 @@
                 <w:szCs w:val="20"/>
               </w:rPr>
             </w:pPr>
+            <w:proofErr w:type="spellStart"/>
             <w:r>
               <w:rPr>
                 <w:rFonts w:ascii="Times New Roman" w:eastAsia="Google Sans Text" w:hAnsi="Times New Roman" w:cs="Times New Roman"/>
@@ -10042,8 +10994,29 @@
                 <w:sz w:val="20"/>
                 <w:szCs w:val="20"/>
               </w:rPr>
-              <w:t>src\plugins\plugin.filler</w:t>
+              <w:t>src</w:t>
             </w:r>
+            <w:proofErr w:type="spellEnd"/>
+            <w:r>
+              <w:rPr>
+                <w:rFonts w:ascii="Times New Roman" w:eastAsia="Google Sans Text" w:hAnsi="Times New Roman" w:cs="Times New Roman"/>
+                <w:color w:val="1B1C1D"/>
+                <w:sz w:val="20"/>
+                <w:szCs w:val="20"/>
+              </w:rPr>
+              <w:t>\plugins\</w:t>
+            </w:r>
+            <w:proofErr w:type="spellStart"/>
+            <w:r>
+              <w:rPr>
+                <w:rFonts w:ascii="Times New Roman" w:eastAsia="Google Sans Text" w:hAnsi="Times New Roman" w:cs="Times New Roman"/>
+                <w:color w:val="1B1C1D"/>
+                <w:sz w:val="20"/>
+                <w:szCs w:val="20"/>
+              </w:rPr>
+              <w:t>plugin.filler</w:t>
+            </w:r>
+            <w:proofErr w:type="spellEnd"/>
           </w:p>
         </w:tc>
         <w:tc>
@@ -10272,6 +11245,7 @@
                 <w:szCs w:val="20"/>
               </w:rPr>
             </w:pPr>
+            <w:proofErr w:type="spellStart"/>
             <w:r>
               <w:rPr>
                 <w:rFonts w:ascii="Times New Roman" w:eastAsia="Google Sans Text" w:hAnsi="Times New Roman" w:cs="Times New Roman"/>
@@ -10279,7 +11253,37 @@
                 <w:sz w:val="20"/>
                 <w:szCs w:val="20"/>
               </w:rPr>
-              <w:t>src\main\java\org\apache\commons\lang3\exception</w:t>
+              <w:t>src</w:t>
+            </w:r>
+            <w:proofErr w:type="spellEnd"/>
+            <w:r>
+              <w:rPr>
+                <w:rFonts w:ascii="Times New Roman" w:eastAsia="Google Sans Text" w:hAnsi="Times New Roman" w:cs="Times New Roman"/>
+                <w:color w:val="1B1C1D"/>
+                <w:sz w:val="20"/>
+                <w:szCs w:val="20"/>
+              </w:rPr>
+              <w:t>\main\java\org\</w:t>
+            </w:r>
+            <w:proofErr w:type="spellStart"/>
+            <w:r>
+              <w:rPr>
+                <w:rFonts w:ascii="Times New Roman" w:eastAsia="Google Sans Text" w:hAnsi="Times New Roman" w:cs="Times New Roman"/>
+                <w:color w:val="1B1C1D"/>
+                <w:sz w:val="20"/>
+                <w:szCs w:val="20"/>
+              </w:rPr>
+              <w:t>apache</w:t>
+            </w:r>
+            <w:proofErr w:type="spellEnd"/>
+            <w:r>
+              <w:rPr>
+                <w:rFonts w:ascii="Times New Roman" w:eastAsia="Google Sans Text" w:hAnsi="Times New Roman" w:cs="Times New Roman"/>
+                <w:color w:val="1B1C1D"/>
+                <w:sz w:val="20"/>
+                <w:szCs w:val="20"/>
+              </w:rPr>
+              <w:t>\commons\lang3\exception</w:t>
             </w:r>
           </w:p>
         </w:tc>
@@ -10447,7 +11451,39 @@
           <w:rFonts w:ascii="Times New Roman" w:eastAsia="Google Sans Text" w:hAnsi="Times New Roman" w:cs="Times New Roman"/>
           <w:color w:val="1B1C1D"/>
         </w:rPr>
-        <w:t>The zxing/oned module is a perfect example. It has a huge Effort score (7,187), so old tools would flag it as a top priority.</w:t>
+        <w:t xml:space="preserve">The </w:t>
+      </w:r>
+      <w:proofErr w:type="spellStart"/>
+      <w:r>
+        <w:rPr>
+          <w:rFonts w:ascii="Times New Roman" w:eastAsia="Google Sans Text" w:hAnsi="Times New Roman" w:cs="Times New Roman"/>
+          <w:color w:val="1B1C1D"/>
+        </w:rPr>
+        <w:t>zxing</w:t>
+      </w:r>
+      <w:proofErr w:type="spellEnd"/>
+      <w:r>
+        <w:rPr>
+          <w:rFonts w:ascii="Times New Roman" w:eastAsia="Google Sans Text" w:hAnsi="Times New Roman" w:cs="Times New Roman"/>
+          <w:color w:val="1B1C1D"/>
+        </w:rPr>
+        <w:t>/</w:t>
+      </w:r>
+      <w:proofErr w:type="spellStart"/>
+      <w:r>
+        <w:rPr>
+          <w:rFonts w:ascii="Times New Roman" w:eastAsia="Google Sans Text" w:hAnsi="Times New Roman" w:cs="Times New Roman"/>
+          <w:color w:val="1B1C1D"/>
+        </w:rPr>
+        <w:t>oned</w:t>
+      </w:r>
+      <w:proofErr w:type="spellEnd"/>
+      <w:r>
+        <w:rPr>
+          <w:rFonts w:ascii="Times New Roman" w:eastAsia="Google Sans Text" w:hAnsi="Times New Roman" w:cs="Times New Roman"/>
+          <w:color w:val="1B1C1D"/>
+        </w:rPr>
+        <w:t xml:space="preserve"> module is a perfect example. It has a huge Effort score (7,187), so old tools would flag it as a top priority.</w:t>
       </w:r>
     </w:p>
     <w:p>
@@ -10471,7 +11507,23 @@
           <w:rFonts w:ascii="Times New Roman" w:eastAsia="Google Sans Text" w:hAnsi="Times New Roman" w:cs="Times New Roman"/>
           <w:color w:val="1B1C1D"/>
         </w:rPr>
-        <w:t xml:space="preserve">However, its Pain_Score is 0.5 (from a single commit and zero bugs). The TDR-W framework calculates its risk score as a tiny 3,593.5. This is the framework </w:t>
+        <w:t xml:space="preserve">However, its </w:t>
+      </w:r>
+      <w:proofErr w:type="spellStart"/>
+      <w:r>
+        <w:rPr>
+          <w:rFonts w:ascii="Times New Roman" w:eastAsia="Google Sans Text" w:hAnsi="Times New Roman" w:cs="Times New Roman"/>
+          <w:color w:val="1B1C1D"/>
+        </w:rPr>
+        <w:t>Pain_Score</w:t>
+      </w:r>
+      <w:proofErr w:type="spellEnd"/>
+      <w:r>
+        <w:rPr>
+          <w:rFonts w:ascii="Times New Roman" w:eastAsia="Google Sans Text" w:hAnsi="Times New Roman" w:cs="Times New Roman"/>
+          <w:color w:val="1B1C1D"/>
+        </w:rPr>
+        <w:t xml:space="preserve"> is 0.5 (from a single commit and zero bugs). The TDR-W framework calculates its risk score as a tiny 3,593.5. This is the framework </w:t>
       </w:r>
       <w:proofErr w:type="gramStart"/>
       <w:r>
@@ -10634,7 +11686,39 @@
           <w:color w:val="1B1C1D"/>
         </w:rPr>
         <w:lastRenderedPageBreak/>
-        <w:t>Teams can plot the TDR_Score (Risk/Pain) on the Y-axis and the Business_Value (provided by a product owner) on the X-axis. This 2x2 grid allows developers and product owners to have an objective, data-informed conversation and finally solves the "debt vs</w:t>
+        <w:t xml:space="preserve">Teams can plot the </w:t>
+      </w:r>
+      <w:proofErr w:type="spellStart"/>
+      <w:r>
+        <w:rPr>
+          <w:rFonts w:ascii="Times New Roman" w:eastAsia="Google Sans Text" w:hAnsi="Times New Roman" w:cs="Times New Roman"/>
+          <w:color w:val="1B1C1D"/>
+        </w:rPr>
+        <w:t>TDR_Score</w:t>
+      </w:r>
+      <w:proofErr w:type="spellEnd"/>
+      <w:r>
+        <w:rPr>
+          <w:rFonts w:ascii="Times New Roman" w:eastAsia="Google Sans Text" w:hAnsi="Times New Roman" w:cs="Times New Roman"/>
+          <w:color w:val="1B1C1D"/>
+        </w:rPr>
+        <w:t xml:space="preserve"> (Risk/Pain) on the Y-axis and the </w:t>
+      </w:r>
+      <w:proofErr w:type="spellStart"/>
+      <w:r>
+        <w:rPr>
+          <w:rFonts w:ascii="Times New Roman" w:eastAsia="Google Sans Text" w:hAnsi="Times New Roman" w:cs="Times New Roman"/>
+          <w:color w:val="1B1C1D"/>
+        </w:rPr>
+        <w:t>Business_Value</w:t>
+      </w:r>
+      <w:proofErr w:type="spellEnd"/>
+      <w:r>
+        <w:rPr>
+          <w:rFonts w:ascii="Times New Roman" w:eastAsia="Google Sans Text" w:hAnsi="Times New Roman" w:cs="Times New Roman"/>
+          <w:color w:val="1B1C1D"/>
+        </w:rPr>
+        <w:t xml:space="preserve"> (provided by a product owner) on the X-axis. This 2x2 grid allows developers and product owners to have an objective, data-informed conversation and finally solves the "debt vs</w:t>
       </w:r>
       <w:r>
         <w:rPr>
@@ -10897,7 +11981,39 @@
           <w:rFonts w:ascii="Times New Roman" w:eastAsia="Google Sans Text" w:hAnsi="Times New Roman" w:cs="Times New Roman"/>
           <w:color w:val="1B1C1D"/>
         </w:rPr>
-        <w:t xml:space="preserve"> The weights (wc, wb) are powerful, but they are subjective. The framework doesn't specify what the "right" weights are. That's a strategic decision for the team.</w:t>
+        <w:t xml:space="preserve"> The weights (</w:t>
+      </w:r>
+      <w:proofErr w:type="spellStart"/>
+      <w:r>
+        <w:rPr>
+          <w:rFonts w:ascii="Times New Roman" w:eastAsia="Google Sans Text" w:hAnsi="Times New Roman" w:cs="Times New Roman"/>
+          <w:color w:val="1B1C1D"/>
+        </w:rPr>
+        <w:t>wc</w:t>
+      </w:r>
+      <w:proofErr w:type="spellEnd"/>
+      <w:r>
+        <w:rPr>
+          <w:rFonts w:ascii="Times New Roman" w:eastAsia="Google Sans Text" w:hAnsi="Times New Roman" w:cs="Times New Roman"/>
+          <w:color w:val="1B1C1D"/>
+        </w:rPr>
+        <w:t xml:space="preserve">, </w:t>
+      </w:r>
+      <w:proofErr w:type="spellStart"/>
+      <w:r>
+        <w:rPr>
+          <w:rFonts w:ascii="Times New Roman" w:eastAsia="Google Sans Text" w:hAnsi="Times New Roman" w:cs="Times New Roman"/>
+          <w:color w:val="1B1C1D"/>
+        </w:rPr>
+        <w:t>wb</w:t>
+      </w:r>
+      <w:proofErr w:type="spellEnd"/>
+      <w:r>
+        <w:rPr>
+          <w:rFonts w:ascii="Times New Roman" w:eastAsia="Google Sans Text" w:hAnsi="Times New Roman" w:cs="Times New Roman"/>
+          <w:color w:val="1B1C1D"/>
+        </w:rPr>
+        <w:t>) are powerful, but they are subjective. The framework doesn't specify what the "right" weights are. That's a strategic decision for the team.</w:t>
       </w:r>
     </w:p>
     <w:p>
@@ -11478,7 +12594,25 @@
           <w:sz w:val="20"/>
           <w:szCs w:val="20"/>
         </w:rPr>
-        <w:t xml:space="preserve">Saraiva, D., Neto, J. G., Kulesza, U., Freitas, G., Reboucas, R., &amp; Coelho, R. (2021). Technical Debt Tools: A Systematic Mapping Study. In </w:t>
+        <w:t xml:space="preserve">Saraiva, D., Neto, J. G., Kulesza, U., Freitas, G., </w:t>
+      </w:r>
+      <w:proofErr w:type="spellStart"/>
+      <w:r>
+        <w:rPr>
+          <w:rFonts w:ascii="Times New Roman" w:hAnsi="Times New Roman" w:cs="Times New Roman"/>
+          <w:sz w:val="20"/>
+          <w:szCs w:val="20"/>
+        </w:rPr>
+        <w:t>Reboucas</w:t>
+      </w:r>
+      <w:proofErr w:type="spellEnd"/>
+      <w:r>
+        <w:rPr>
+          <w:rFonts w:ascii="Times New Roman" w:hAnsi="Times New Roman" w:cs="Times New Roman"/>
+          <w:sz w:val="20"/>
+          <w:szCs w:val="20"/>
+        </w:rPr>
+        <w:t xml:space="preserve">, R., &amp; Coelho, R. (2021). Technical Debt Tools: A Systematic Mapping Study. In </w:t>
       </w:r>
       <w:r>
         <w:rPr>
@@ -11616,8 +12750,27 @@
           <w:sz w:val="20"/>
           <w:szCs w:val="20"/>
         </w:rPr>
-        <w:t xml:space="preserve">Paudel, B., Gonzalez-Huerta, J., Zabardast, E., &amp; Klotins, E. (2024). Towards Measuring the Impact of Technical Debt on Lead Time: An Industrial Case Study. </w:t>
-      </w:r>
+        <w:t xml:space="preserve">Paudel, B., Gonzalez-Huerta, J., Zabardast, E., &amp; </w:t>
+      </w:r>
+      <w:proofErr w:type="spellStart"/>
+      <w:r>
+        <w:rPr>
+          <w:rFonts w:ascii="Times New Roman" w:hAnsi="Times New Roman" w:cs="Times New Roman"/>
+          <w:sz w:val="20"/>
+          <w:szCs w:val="20"/>
+        </w:rPr>
+        <w:t>Klotins</w:t>
+      </w:r>
+      <w:proofErr w:type="spellEnd"/>
+      <w:r>
+        <w:rPr>
+          <w:rFonts w:ascii="Times New Roman" w:hAnsi="Times New Roman" w:cs="Times New Roman"/>
+          <w:sz w:val="20"/>
+          <w:szCs w:val="20"/>
+        </w:rPr>
+        <w:t xml:space="preserve">, E. (2024). Towards Measuring the Impact of Technical Debt on Lead Time: An Industrial Case Study. </w:t>
+      </w:r>
+      <w:proofErr w:type="spellStart"/>
       <w:r>
         <w:rPr>
           <w:rFonts w:ascii="Times New Roman" w:hAnsi="Times New Roman" w:cs="Times New Roman"/>
@@ -11626,7 +12779,18 @@
           <w:sz w:val="20"/>
           <w:szCs w:val="20"/>
         </w:rPr>
-        <w:t>arXiv preprint arXiv:2406.01578</w:t>
+        <w:t>arXiv</w:t>
+      </w:r>
+      <w:proofErr w:type="spellEnd"/>
+      <w:r>
+        <w:rPr>
+          <w:rFonts w:ascii="Times New Roman" w:hAnsi="Times New Roman" w:cs="Times New Roman"/>
+          <w:i/>
+          <w:iCs/>
+          <w:sz w:val="20"/>
+          <w:szCs w:val="20"/>
+        </w:rPr>
+        <w:t xml:space="preserve"> preprint arXiv:2406.01578</w:t>
       </w:r>
       <w:r>
         <w:rPr>
@@ -11676,7 +12840,25 @@
           <w:sz w:val="20"/>
           <w:szCs w:val="20"/>
         </w:rPr>
-        <w:t xml:space="preserve">Alfayez, R., Alwehaibi, W., Winn, R., Venson, E., &amp; Boehm, B. (2020). A Systematic Literature Review of Technical Debt Prioritization. In </w:t>
+        <w:t xml:space="preserve">Alfayez, R., </w:t>
+      </w:r>
+      <w:proofErr w:type="spellStart"/>
+      <w:r>
+        <w:rPr>
+          <w:rFonts w:ascii="Times New Roman" w:hAnsi="Times New Roman" w:cs="Times New Roman"/>
+          <w:sz w:val="20"/>
+          <w:szCs w:val="20"/>
+        </w:rPr>
+        <w:t>Alwehaibi</w:t>
+      </w:r>
+      <w:proofErr w:type="spellEnd"/>
+      <w:r>
+        <w:rPr>
+          <w:rFonts w:ascii="Times New Roman" w:hAnsi="Times New Roman" w:cs="Times New Roman"/>
+          <w:sz w:val="20"/>
+          <w:szCs w:val="20"/>
+        </w:rPr>
+        <w:t xml:space="preserve">, W., Winn, R., Venson, E., &amp; Boehm, B. (2020). A Systematic Literature Review of Technical Debt Prioritization. In </w:t>
       </w:r>
       <w:r>
         <w:rPr>
@@ -11686,7 +12868,29 @@
           <w:sz w:val="20"/>
           <w:szCs w:val="20"/>
         </w:rPr>
-        <w:t>International Conference on Technical Debt (TechDebt '20)</w:t>
+        <w:t>International Conference on Technical Debt (</w:t>
+      </w:r>
+      <w:proofErr w:type="spellStart"/>
+      <w:r>
+        <w:rPr>
+          <w:rFonts w:ascii="Times New Roman" w:hAnsi="Times New Roman" w:cs="Times New Roman"/>
+          <w:i/>
+          <w:iCs/>
+          <w:sz w:val="20"/>
+          <w:szCs w:val="20"/>
+        </w:rPr>
+        <w:t>TechDebt</w:t>
+      </w:r>
+      <w:proofErr w:type="spellEnd"/>
+      <w:r>
+        <w:rPr>
+          <w:rFonts w:ascii="Times New Roman" w:hAnsi="Times New Roman" w:cs="Times New Roman"/>
+          <w:i/>
+          <w:iCs/>
+          <w:sz w:val="20"/>
+          <w:szCs w:val="20"/>
+        </w:rPr>
+        <w:t xml:space="preserve"> '20)</w:t>
       </w:r>
       <w:r>
         <w:rPr>
@@ -11736,8 +12940,27 @@
           <w:sz w:val="20"/>
           <w:szCs w:val="20"/>
         </w:rPr>
-        <w:t xml:space="preserve">Wiese, M., Serwa, K., Besier, A., Marion-Jetten, A. S., &amp; Bittner, E. (2025). Establishing Technical Debt Management: A Five-Step Workshop Approach and an Action Research Study. </w:t>
-      </w:r>
+        <w:t xml:space="preserve">Wiese, M., Serwa, K., </w:t>
+      </w:r>
+      <w:proofErr w:type="spellStart"/>
+      <w:r>
+        <w:rPr>
+          <w:rFonts w:ascii="Times New Roman" w:hAnsi="Times New Roman" w:cs="Times New Roman"/>
+          <w:sz w:val="20"/>
+          <w:szCs w:val="20"/>
+        </w:rPr>
+        <w:t>Besier</w:t>
+      </w:r>
+      <w:proofErr w:type="spellEnd"/>
+      <w:r>
+        <w:rPr>
+          <w:rFonts w:ascii="Times New Roman" w:hAnsi="Times New Roman" w:cs="Times New Roman"/>
+          <w:sz w:val="20"/>
+          <w:szCs w:val="20"/>
+        </w:rPr>
+        <w:t xml:space="preserve">, A., Marion-Jetten, A. S., &amp; Bittner, E. (2025). Establishing Technical Debt Management: A Five-Step Workshop Approach and an Action Research Study. </w:t>
+      </w:r>
+      <w:proofErr w:type="spellStart"/>
       <w:r>
         <w:rPr>
           <w:rFonts w:ascii="Times New Roman" w:hAnsi="Times New Roman" w:cs="Times New Roman"/>
@@ -11746,7 +12969,18 @@
           <w:sz w:val="20"/>
           <w:szCs w:val="20"/>
         </w:rPr>
-        <w:t>arXiv preprint arXiv:2508.15570</w:t>
+        <w:t>arXiv</w:t>
+      </w:r>
+      <w:proofErr w:type="spellEnd"/>
+      <w:r>
+        <w:rPr>
+          <w:rFonts w:ascii="Times New Roman" w:hAnsi="Times New Roman" w:cs="Times New Roman"/>
+          <w:i/>
+          <w:iCs/>
+          <w:sz w:val="20"/>
+          <w:szCs w:val="20"/>
+        </w:rPr>
+        <w:t xml:space="preserve"> preprint arXiv:2508.15570</w:t>
       </w:r>
       <w:r>
         <w:rPr>
@@ -11796,7 +13030,25 @@
           <w:sz w:val="20"/>
           <w:szCs w:val="20"/>
         </w:rPr>
-        <w:t>1. Brown, N., Cai, Y., Guo, Y., Kazman, R., et al. (2010). Managing technical debt in software-reliant systems. FSE/SDP workshop on Future of software engineering research, 47-52.</w:t>
+        <w:t xml:space="preserve">1. Brown, N., Cai, Y., Guo, Y., </w:t>
+      </w:r>
+      <w:proofErr w:type="spellStart"/>
+      <w:r>
+        <w:rPr>
+          <w:rFonts w:ascii="Times New Roman" w:hAnsi="Times New Roman" w:cs="Times New Roman"/>
+          <w:sz w:val="20"/>
+          <w:szCs w:val="20"/>
+        </w:rPr>
+        <w:t>Kazman</w:t>
+      </w:r>
+      <w:proofErr w:type="spellEnd"/>
+      <w:r>
+        <w:rPr>
+          <w:rFonts w:ascii="Times New Roman" w:hAnsi="Times New Roman" w:cs="Times New Roman"/>
+          <w:sz w:val="20"/>
+          <w:szCs w:val="20"/>
+        </w:rPr>
+        <w:t>, R., et al. (2010). Managing technical debt in software-reliant systems. FSE/SDP workshop on Future of software engineering research, 47-52.</w:t>
       </w:r>
       <w:r>
         <w:rPr>
@@ -11874,13 +13126,23 @@
           <w:szCs w:val="20"/>
         </w:rPr>
       </w:pPr>
+      <w:proofErr w:type="spellStart"/>
       <w:r>
         <w:rPr>
           <w:rFonts w:ascii="Times New Roman" w:hAnsi="Times New Roman" w:cs="Times New Roman"/>
           <w:sz w:val="20"/>
           <w:szCs w:val="20"/>
         </w:rPr>
-        <w:t xml:space="preserve">Besker, T., Martini, A., &amp; Bosch, J. (2018). Technical debt </w:t>
+        <w:t>Besker</w:t>
+      </w:r>
+      <w:proofErr w:type="spellEnd"/>
+      <w:r>
+        <w:rPr>
+          <w:rFonts w:ascii="Times New Roman" w:hAnsi="Times New Roman" w:cs="Times New Roman"/>
+          <w:sz w:val="20"/>
+          <w:szCs w:val="20"/>
+        </w:rPr>
+        <w:t xml:space="preserve">, T., Martini, A., &amp; Bosch, J. (2018). Technical debt </w:t>
       </w:r>
       <w:proofErr w:type="gramStart"/>
       <w:r>
@@ -12077,7 +13339,25 @@
           <w:sz w:val="20"/>
           <w:szCs w:val="20"/>
         </w:rPr>
-        <w:t xml:space="preserve">Morgenthaler, J. D., Gridnev, M., Sauciuc, R., &amp; Bhansali, S. (2012, June). Searching for build debt: Experiences managing technical debt at Google. In </w:t>
+        <w:t xml:space="preserve">Morgenthaler, J. D., Gridnev, M., </w:t>
+      </w:r>
+      <w:proofErr w:type="spellStart"/>
+      <w:r>
+        <w:rPr>
+          <w:rFonts w:ascii="Times New Roman" w:hAnsi="Times New Roman" w:cs="Times New Roman"/>
+          <w:sz w:val="20"/>
+          <w:szCs w:val="20"/>
+        </w:rPr>
+        <w:t>Sauciuc</w:t>
+      </w:r>
+      <w:proofErr w:type="spellEnd"/>
+      <w:r>
+        <w:rPr>
+          <w:rFonts w:ascii="Times New Roman" w:hAnsi="Times New Roman" w:cs="Times New Roman"/>
+          <w:sz w:val="20"/>
+          <w:szCs w:val="20"/>
+        </w:rPr>
+        <w:t xml:space="preserve">, R., &amp; Bhansali, S. (2012, June). Searching for build debt: Experiences managing technical debt at Google. In </w:t>
       </w:r>
       <w:r>
         <w:rPr>
@@ -12131,13 +13411,23 @@
           <w:szCs w:val="20"/>
         </w:rPr>
       </w:pPr>
+      <w:proofErr w:type="spellStart"/>
       <w:r>
         <w:rPr>
           <w:rFonts w:ascii="Times New Roman" w:hAnsi="Times New Roman" w:cs="Times New Roman"/>
           <w:sz w:val="20"/>
           <w:szCs w:val="20"/>
         </w:rPr>
-        <w:t xml:space="preserve">Besker, T., Martini, A., &amp; Bosch, J. (2018). Technical debt </w:t>
+        <w:t>Besker</w:t>
+      </w:r>
+      <w:proofErr w:type="spellEnd"/>
+      <w:r>
+        <w:rPr>
+          <w:rFonts w:ascii="Times New Roman" w:hAnsi="Times New Roman" w:cs="Times New Roman"/>
+          <w:sz w:val="20"/>
+          <w:szCs w:val="20"/>
+        </w:rPr>
+        <w:t xml:space="preserve">, T., Martini, A., &amp; Bosch, J. (2018). Technical debt </w:t>
       </w:r>
       <w:proofErr w:type="gramStart"/>
       <w:r>
@@ -12269,13 +13559,23 @@
           <w:szCs w:val="20"/>
         </w:rPr>
       </w:pPr>
+      <w:proofErr w:type="spellStart"/>
       <w:r>
         <w:rPr>
           <w:rFonts w:ascii="Times New Roman" w:hAnsi="Times New Roman" w:cs="Times New Roman"/>
           <w:sz w:val="20"/>
           <w:szCs w:val="20"/>
         </w:rPr>
-        <w:t xml:space="preserve">Besker, T., Ghanbari, H., Martini, A., &amp; Bosch, J. (2020). The influence of Technical Debt on software developer morale. </w:t>
+        <w:t>Besker</w:t>
+      </w:r>
+      <w:proofErr w:type="spellEnd"/>
+      <w:r>
+        <w:rPr>
+          <w:rFonts w:ascii="Times New Roman" w:hAnsi="Times New Roman" w:cs="Times New Roman"/>
+          <w:sz w:val="20"/>
+          <w:szCs w:val="20"/>
+        </w:rPr>
+        <w:t xml:space="preserve">, T., Ghanbari, H., Martini, A., &amp; Bosch, J. (2020). The influence of Technical Debt on software developer morale. </w:t>
       </w:r>
       <w:r>
         <w:rPr>
@@ -12335,7 +13635,25 @@
           <w:sz w:val="20"/>
           <w:szCs w:val="20"/>
         </w:rPr>
-        <w:t xml:space="preserve">Li, Z., Avgeriou, P., &amp; Liang, P. (2015). A systematic mapping study on technical debt and its management. </w:t>
+        <w:t xml:space="preserve">Li, Z., </w:t>
+      </w:r>
+      <w:proofErr w:type="spellStart"/>
+      <w:r>
+        <w:rPr>
+          <w:rFonts w:ascii="Times New Roman" w:hAnsi="Times New Roman" w:cs="Times New Roman"/>
+          <w:sz w:val="20"/>
+          <w:szCs w:val="20"/>
+        </w:rPr>
+        <w:t>Avgeriou</w:t>
+      </w:r>
+      <w:proofErr w:type="spellEnd"/>
+      <w:r>
+        <w:rPr>
+          <w:rFonts w:ascii="Times New Roman" w:hAnsi="Times New Roman" w:cs="Times New Roman"/>
+          <w:sz w:val="20"/>
+          <w:szCs w:val="20"/>
+        </w:rPr>
+        <w:t xml:space="preserve">, P., &amp; Liang, P. (2015). A systematic mapping study on technical debt and its management. </w:t>
       </w:r>
       <w:r>
         <w:rPr>
@@ -12374,27 +13692,6 @@
           <w:t>https://pure.rug.nl/ws/files/239167347/1_s2.0_S0164121214002854_main.pdf</w:t>
         </w:r>
       </w:hyperlink>
-    </w:p>
-    <w:p/>
-    <w:p>
-      <w:pPr>
-        <w:numPr>
-          <w:ilvl w:val="0"/>
-          <w:numId w:val="12"/>
-        </w:numPr>
-        <w:pBdr>
-          <w:top w:val="nil"/>
-          <w:left w:val="nil"/>
-          <w:bottom w:val="nil"/>
-          <w:right w:val="nil"/>
-          <w:between w:val="nil"/>
-        </w:pBdr>
-        <w:spacing w:line="275" w:lineRule="auto"/>
-        <w:jc w:val="both"/>
-        <w:rPr>
-          <w:rFonts w:ascii="Times New Roman" w:hAnsi="Times New Roman" w:cs="Times New Roman"/>
-        </w:rPr>
-      </w:pPr>
     </w:p>
     <w:sectPr>
       <w:pgSz w:w="12240" w:h="15840"/>

--- a/A5/ReportTechnicalDebt.docx
+++ b/A5/ReportTechnicalDebt.docx
@@ -12576,6 +12576,38 @@
     </w:p>
     <w:p>
       <w:pPr>
+        <w:rPr>
+          <w:rFonts w:ascii="Times New Roman" w:hAnsi="Times New Roman" w:cs="Times New Roman"/>
+          <w:b/>
+          <w:bCs/>
+          <w:sz w:val="32"/>
+          <w:szCs w:val="32"/>
+        </w:rPr>
+      </w:pPr>
+    </w:p>
+    <w:p>
+      <w:pPr>
+        <w:widowControl/>
+        <w:numPr>
+          <w:ilvl w:val="0"/>
+          <w:numId w:val="33"/>
+        </w:numPr>
+        <w:spacing w:after="160" w:line="278" w:lineRule="auto"/>
+        <w:rPr>
+          <w:rFonts w:ascii="Times New Roman" w:hAnsi="Times New Roman" w:cs="Times New Roman"/>
+          <w:sz w:val="20"/>
+          <w:szCs w:val="20"/>
+        </w:rPr>
+        <w:sectPr>
+          <w:pgSz w:w="12240" w:h="15840"/>
+          <w:pgMar w:top="1440" w:right="1440" w:bottom="1440" w:left="1440" w:header="0" w:footer="720" w:gutter="0"/>
+          <w:pgNumType w:start="1"/>
+          <w:cols w:space="720"/>
+        </w:sectPr>
+      </w:pPr>
+    </w:p>
+    <w:p>
+      <w:pPr>
         <w:widowControl/>
         <w:numPr>
           <w:ilvl w:val="0"/>
@@ -13210,8 +13242,16 @@
           <w:sz w:val="20"/>
           <w:szCs w:val="20"/>
         </w:rPr>
+        <w:t xml:space="preserve">Lenarduzzi, V., Besker, T., Taibi, D., Martini, A., &amp; Fontana, F. A. (2021). A systematic literature review on Technical Debt </w:t>
+      </w:r>
+      <w:r>
+        <w:rPr>
+          <w:rFonts w:ascii="Times New Roman" w:hAnsi="Times New Roman" w:cs="Times New Roman"/>
+          <w:sz w:val="20"/>
+          <w:szCs w:val="20"/>
+        </w:rPr>
         <w:lastRenderedPageBreak/>
-        <w:t>Lenarduzzi, V., Besker, T., Taibi, D., Martini, A., &amp; Fontana, F. A. (2021). A systematic literature review on Technical Debt prioritization: Strategies, processes, factors, and tools. Journal of Systems and Software, 171, 110827.</w:t>
+        <w:t>prioritization: Strategies, processes, factors, and tools. Journal of Systems and Software, 171, 110827.</w:t>
       </w:r>
       <w:r>
         <w:rPr>
@@ -13541,7 +13581,16 @@
             <w:sz w:val="20"/>
             <w:szCs w:val="20"/>
           </w:rPr>
-          <w:t>https://www.hbs.edu/ris/Publication%20Files/2016-JSS%20Technical%20Debt_d793c712-5160-4aa9-8761-781b444cc75f.pdf</w:t>
+          <w:t>https://www.hbs.edu/ris/Publication%20Files/2</w:t>
+        </w:r>
+        <w:r>
+          <w:rPr>
+            <w:rStyle w:val="Hyperlink"/>
+            <w:rFonts w:ascii="Times New Roman" w:hAnsi="Times New Roman" w:cs="Times New Roman"/>
+            <w:sz w:val="20"/>
+            <w:szCs w:val="20"/>
+          </w:rPr>
+          <w:t>016-JSS%20Technical%20Debt_d793c712-5160-4aa9-8761-781b444cc75f.pdf</w:t>
         </w:r>
       </w:hyperlink>
     </w:p>
@@ -13694,10 +13743,11 @@
       </w:hyperlink>
     </w:p>
     <w:sectPr>
+      <w:type w:val="continuous"/>
       <w:pgSz w:w="12240" w:h="15840"/>
       <w:pgMar w:top="1440" w:right="1440" w:bottom="1440" w:left="1440" w:header="0" w:footer="720" w:gutter="0"/>
       <w:pgNumType w:start="1"/>
-      <w:cols w:space="720"/>
+      <w:cols w:num="2" w:space="340"/>
     </w:sectPr>
   </w:body>
 </w:document>
